--- a/Acordes(63x110mm)/Con mi Dios - Jesús A.R (Em).docx
+++ b/Acordes(63x110mm)/Con mi Dios - Jesús A.R (Em).docx
@@ -189,29 +189,41 @@
           <w:szCs w:val="13"/>
           <w:lang w:val="es-ES"/>
         </w:rPr>
-        <w:t xml:space="preserve">Em             D         </w:t>
-      </w:r>
-    </w:p>
-    <w:p>
-      <w:pPr>
-        <w:pStyle w:val="Normal"/>
-        <w:rPr>
-          <w:rFonts w:ascii="Consolas" w:hAnsi="Consolas"/>
-          <w:sz w:val="13"/>
-          <w:szCs w:val="13"/>
-        </w:rPr>
-      </w:pPr>
-      <w:r>
-        <w:rPr>
-          <w:rFonts w:eastAsia="Courier 10 Pitch" w:cs="Iosevka" w:ascii="Consolas" w:hAnsi="Consolas"/>
-          <w:b w:val="false"/>
-          <w:bCs w:val="false"/>
-          <w:color w:val="auto"/>
-          <w:sz w:val="13"/>
-          <w:szCs w:val="13"/>
-          <w:lang w:val="es-ES"/>
-        </w:rPr>
-        <w:t xml:space="preserve">Con mi Dios yo saltare los </w:t>
+        <w:t xml:space="preserve">Em             D           Em   </w:t>
+      </w:r>
+      <w:r>
+        <w:rPr>
+          <w:rFonts w:eastAsia="Courier 10 Pitch" w:cs="Iosevka" w:ascii="Consolas" w:hAnsi="Consolas"/>
+          <w:b w:val="false"/>
+          <w:bCs w:val="false"/>
+          <w:color w:val="auto"/>
+          <w:sz w:val="13"/>
+          <w:szCs w:val="13"/>
+          <w:lang w:val="es-ES"/>
+        </w:rPr>
+        <w:t>D</w:t>
+      </w:r>
+    </w:p>
+    <w:p>
+      <w:pPr>
+        <w:pStyle w:val="Normal"/>
+        <w:rPr>
+          <w:rFonts w:ascii="Consolas" w:hAnsi="Consolas"/>
+          <w:sz w:val="13"/>
+          <w:szCs w:val="13"/>
+        </w:rPr>
+      </w:pPr>
+      <w:r>
+        <w:rPr>
+          <w:rFonts w:eastAsia="Courier 10 Pitch" w:cs="Iosevka" w:ascii="Consolas" w:hAnsi="Consolas"/>
+          <w:b w:val="false"/>
+          <w:bCs w:val="false"/>
+          <w:color w:val="auto"/>
+          <w:sz w:val="13"/>
+          <w:szCs w:val="13"/>
+          <w:lang w:val="es-ES"/>
+        </w:rPr>
+        <w:t xml:space="preserve">Con mi Dios yo saltare los muros, </w:t>
       </w:r>
     </w:p>
     <w:p>
@@ -245,96 +257,63 @@
           <w:szCs w:val="13"/>
           <w:lang w:val="es-ES"/>
         </w:rPr>
-        <w:t xml:space="preserve">Em    D Em            D   </w:t>
-      </w:r>
-    </w:p>
-    <w:p>
-      <w:pPr>
-        <w:pStyle w:val="Normal"/>
-        <w:rPr>
-          <w:rFonts w:ascii="Consolas" w:hAnsi="Consolas"/>
-          <w:sz w:val="13"/>
-          <w:szCs w:val="13"/>
-        </w:rPr>
-      </w:pPr>
-      <w:r>
-        <w:rPr>
-          <w:rFonts w:eastAsia="Courier 10 Pitch" w:cs="Iosevka" w:ascii="Consolas" w:hAnsi="Consolas"/>
-          <w:b w:val="false"/>
-          <w:bCs w:val="false"/>
-          <w:color w:val="auto"/>
-          <w:sz w:val="13"/>
-          <w:szCs w:val="13"/>
-          <w:lang w:val="es-ES"/>
-        </w:rPr>
-        <w:t xml:space="preserve">muros,   con mi Dios </w:t>
-      </w:r>
-      <w:r>
-        <w:rPr>
-          <w:rFonts w:eastAsia="Courier 10 Pitch" w:cs="Iosevka" w:ascii="Consolas" w:hAnsi="Consolas"/>
-          <w:b w:val="false"/>
-          <w:bCs w:val="false"/>
-          <w:color w:val="auto"/>
-          <w:sz w:val="13"/>
-          <w:szCs w:val="13"/>
-        </w:rPr>
-        <w:t>ejércitos</w:t>
-      </w:r>
-    </w:p>
-    <w:p>
-      <w:pPr>
-        <w:pStyle w:val="Normal"/>
-        <w:rPr>
-          <w:rFonts w:ascii="Consolas" w:hAnsi="Consolas"/>
-          <w:sz w:val="13"/>
-          <w:szCs w:val="13"/>
-        </w:rPr>
-      </w:pPr>
-      <w:r>
-        <w:rPr>
-          <w:rFonts w:eastAsia="Courier 10 Pitch" w:cs="Iosevka" w:ascii="Consolas" w:hAnsi="Consolas"/>
-          <w:b w:val="false"/>
-          <w:bCs w:val="false"/>
-          <w:color w:val="auto"/>
-          <w:sz w:val="13"/>
-          <w:szCs w:val="13"/>
-          <w:lang w:val="es-ES"/>
-        </w:rPr>
-        <w:t xml:space="preserve">        </w:t>
-      </w:r>
-      <w:r>
-        <w:rPr>
-          <w:rFonts w:eastAsia="Courier 10 Pitch" w:cs="Iosevka" w:ascii="Consolas" w:hAnsi="Consolas"/>
-          <w:b w:val="false"/>
-          <w:bCs w:val="false"/>
-          <w:color w:val="auto"/>
-          <w:sz w:val="13"/>
-          <w:szCs w:val="13"/>
-          <w:lang w:val="es-ES"/>
-        </w:rPr>
-        <w:t xml:space="preserve">Em C D </w:t>
-      </w:r>
-    </w:p>
-    <w:p>
-      <w:pPr>
-        <w:pStyle w:val="Normal"/>
-        <w:rPr>
-          <w:rFonts w:ascii="Consolas" w:hAnsi="Consolas"/>
-          <w:sz w:val="13"/>
-          <w:szCs w:val="13"/>
-        </w:rPr>
-      </w:pPr>
-      <w:r>
-        <w:rPr>
-          <w:rFonts w:eastAsia="Courier 10 Pitch" w:cs="Iosevka" w:ascii="Consolas" w:hAnsi="Consolas"/>
-          <w:b w:val="false"/>
-          <w:bCs w:val="false"/>
-          <w:color w:val="auto"/>
-          <w:sz w:val="13"/>
-          <w:szCs w:val="13"/>
-          <w:lang w:val="es-ES"/>
-        </w:rPr>
-        <w:t>Derribare</w:t>
+        <w:t xml:space="preserve">Em           D               Em C D </w:t>
+      </w:r>
+    </w:p>
+    <w:p>
+      <w:pPr>
+        <w:pStyle w:val="Normal"/>
+        <w:rPr>
+          <w:rFonts w:ascii="Consolas" w:hAnsi="Consolas"/>
+          <w:sz w:val="13"/>
+          <w:szCs w:val="13"/>
+        </w:rPr>
+      </w:pPr>
+      <w:r>
+        <w:rPr>
+          <w:rFonts w:eastAsia="Courier 10 Pitch" w:cs="Iosevka" w:ascii="Consolas" w:hAnsi="Consolas"/>
+          <w:b w:val="false"/>
+          <w:bCs w:val="false"/>
+          <w:color w:val="auto"/>
+          <w:sz w:val="13"/>
+          <w:szCs w:val="13"/>
+          <w:lang w:val="es-ES"/>
+        </w:rPr>
+        <w:t xml:space="preserve">con mi Dios </w:t>
+      </w:r>
+      <w:r>
+        <w:rPr>
+          <w:rFonts w:eastAsia="Courier 10 Pitch" w:cs="Iosevka" w:ascii="Consolas" w:hAnsi="Consolas"/>
+          <w:b w:val="false"/>
+          <w:bCs w:val="false"/>
+          <w:color w:val="auto"/>
+          <w:sz w:val="13"/>
+          <w:szCs w:val="13"/>
+        </w:rPr>
+        <w:t xml:space="preserve">ejércitos </w:t>
+      </w:r>
+      <w:r>
+        <w:rPr>
+          <w:rFonts w:eastAsia="Courier 10 Pitch" w:cs="Iosevka" w:ascii="Consolas" w:hAnsi="Consolas"/>
+          <w:b w:val="false"/>
+          <w:bCs w:val="false"/>
+          <w:color w:val="auto"/>
+          <w:sz w:val="13"/>
+          <w:szCs w:val="13"/>
+        </w:rPr>
+        <w:t>d</w:t>
+      </w:r>
+      <w:r>
+        <w:rPr>
+          <w:rFonts w:eastAsia="Courier 10 Pitch" w:cs="Iosevka" w:ascii="Consolas" w:hAnsi="Consolas"/>
+          <w:b w:val="false"/>
+          <w:bCs w:val="false"/>
+          <w:color w:val="auto"/>
+          <w:sz w:val="13"/>
+          <w:szCs w:val="13"/>
+          <w:lang w:val="es-ES"/>
+        </w:rPr>
+        <w:t>erribare</w:t>
       </w:r>
     </w:p>
     <w:p>
@@ -368,29 +347,29 @@
           <w:szCs w:val="13"/>
           <w:lang w:val="es-ES"/>
         </w:rPr>
-        <w:t xml:space="preserve">Em             D         </w:t>
-      </w:r>
-    </w:p>
-    <w:p>
-      <w:pPr>
-        <w:pStyle w:val="Normal"/>
-        <w:rPr>
-          <w:rFonts w:ascii="Consolas" w:hAnsi="Consolas"/>
-          <w:sz w:val="13"/>
-          <w:szCs w:val="13"/>
-        </w:rPr>
-      </w:pPr>
-      <w:r>
-        <w:rPr>
-          <w:rFonts w:eastAsia="Courier 10 Pitch" w:cs="Iosevka" w:ascii="Consolas" w:hAnsi="Consolas"/>
-          <w:b w:val="false"/>
-          <w:bCs w:val="false"/>
-          <w:color w:val="auto"/>
-          <w:sz w:val="13"/>
-          <w:szCs w:val="13"/>
-          <w:lang w:val="es-ES"/>
-        </w:rPr>
-        <w:t xml:space="preserve">Con mi Dios yo saltare los </w:t>
+        <w:t xml:space="preserve">Em             D           Em </w:t>
+      </w:r>
+    </w:p>
+    <w:p>
+      <w:pPr>
+        <w:pStyle w:val="Normal"/>
+        <w:rPr>
+          <w:rFonts w:ascii="Consolas" w:hAnsi="Consolas"/>
+          <w:sz w:val="13"/>
+          <w:szCs w:val="13"/>
+        </w:rPr>
+      </w:pPr>
+      <w:r>
+        <w:rPr>
+          <w:rFonts w:eastAsia="Courier 10 Pitch" w:cs="Iosevka" w:ascii="Consolas" w:hAnsi="Consolas"/>
+          <w:b w:val="false"/>
+          <w:bCs w:val="false"/>
+          <w:color w:val="auto"/>
+          <w:sz w:val="13"/>
+          <w:szCs w:val="13"/>
+          <w:lang w:val="es-ES"/>
+        </w:rPr>
+        <w:t>Con mi Dios yo saltare los muros,</w:t>
       </w:r>
     </w:p>
     <w:p>
@@ -424,110 +403,53 @@
           <w:szCs w:val="13"/>
           <w:lang w:val="es-ES"/>
         </w:rPr>
-        <w:t xml:space="preserve">Em    D Em            D   </w:t>
-      </w:r>
-    </w:p>
-    <w:p>
-      <w:pPr>
-        <w:pStyle w:val="Normal"/>
-        <w:rPr>
-          <w:rFonts w:ascii="Consolas" w:hAnsi="Consolas"/>
-          <w:sz w:val="13"/>
-          <w:szCs w:val="13"/>
-        </w:rPr>
-      </w:pPr>
-      <w:r>
-        <w:rPr>
-          <w:rFonts w:eastAsia="Courier 10 Pitch" w:cs="Iosevka" w:ascii="Consolas" w:hAnsi="Consolas"/>
-          <w:b w:val="false"/>
-          <w:bCs w:val="false"/>
-          <w:color w:val="auto"/>
-          <w:sz w:val="13"/>
-          <w:szCs w:val="13"/>
-          <w:lang w:val="es-ES"/>
-        </w:rPr>
-        <w:t xml:space="preserve">muros,   con mi Dios </w:t>
-      </w:r>
-      <w:r>
-        <w:rPr>
-          <w:rFonts w:eastAsia="Courier 10 Pitch" w:cs="Iosevka" w:ascii="Consolas" w:hAnsi="Consolas"/>
-          <w:b w:val="false"/>
-          <w:bCs w:val="false"/>
-          <w:color w:val="auto"/>
-          <w:sz w:val="13"/>
-          <w:szCs w:val="13"/>
-        </w:rPr>
-        <w:t>ejércitos</w:t>
-      </w:r>
-      <w:bookmarkStart w:id="0" w:name="_GoBack"/>
-      <w:bookmarkEnd w:id="0"/>
-    </w:p>
-    <w:p>
-      <w:pPr>
-        <w:pStyle w:val="Normal"/>
-        <w:rPr>
-          <w:rFonts w:ascii="Consolas" w:hAnsi="Consolas"/>
-          <w:sz w:val="13"/>
-          <w:szCs w:val="13"/>
-        </w:rPr>
-      </w:pPr>
-      <w:r>
-        <w:rPr>
-          <w:rFonts w:eastAsia="Courier 10 Pitch" w:cs="Iosevka" w:ascii="Consolas" w:hAnsi="Consolas"/>
-          <w:b w:val="false"/>
-          <w:bCs w:val="false"/>
-          <w:color w:val="auto"/>
-          <w:sz w:val="13"/>
-          <w:szCs w:val="13"/>
-          <w:lang w:val="es-ES"/>
-        </w:rPr>
-        <w:t xml:space="preserve">        </w:t>
-      </w:r>
-      <w:r>
-        <w:rPr>
-          <w:rFonts w:eastAsia="Courier 10 Pitch" w:cs="Iosevka" w:ascii="Consolas" w:hAnsi="Consolas"/>
-          <w:b w:val="false"/>
-          <w:bCs w:val="false"/>
-          <w:color w:val="auto"/>
-          <w:sz w:val="13"/>
-          <w:szCs w:val="13"/>
-          <w:lang w:val="es-ES"/>
-        </w:rPr>
-        <w:t xml:space="preserve">Em     </w:t>
-      </w:r>
-      <w:r>
-        <w:rPr>
-          <w:rFonts w:eastAsia="Courier 10 Pitch" w:cs="Iosevka" w:ascii="Consolas" w:hAnsi="Consolas"/>
-          <w:b w:val="false"/>
-          <w:bCs w:val="false"/>
-          <w:color w:val="auto"/>
-          <w:sz w:val="13"/>
-          <w:szCs w:val="13"/>
-          <w:lang w:val="es-ES"/>
-        </w:rPr>
-        <w:t>D</w:t>
-      </w:r>
-    </w:p>
-    <w:p>
-      <w:pPr>
-        <w:pStyle w:val="Normal"/>
-        <w:rPr>
-          <w:rFonts w:ascii="Consolas" w:hAnsi="Consolas"/>
-          <w:sz w:val="13"/>
-          <w:szCs w:val="13"/>
-        </w:rPr>
-      </w:pPr>
-      <w:r>
-        <w:rPr>
-          <w:rFonts w:eastAsia="Courier 10 Pitch" w:cs="Iosevka" w:ascii="Consolas" w:hAnsi="Consolas"/>
-          <w:b w:val="false"/>
-          <w:bCs w:val="false"/>
-          <w:color w:val="auto"/>
-          <w:sz w:val="13"/>
-          <w:szCs w:val="13"/>
-          <w:lang w:val="es-ES"/>
-        </w:rPr>
-        <w:t>derribare</w:t>
+        <w:t xml:space="preserve">Em           D               Em C D </w:t>
+      </w:r>
+    </w:p>
+    <w:p>
+      <w:pPr>
+        <w:pStyle w:val="Normal"/>
+        <w:rPr>
+          <w:rFonts w:ascii="Consolas" w:hAnsi="Consolas"/>
+          <w:sz w:val="13"/>
+          <w:szCs w:val="13"/>
+        </w:rPr>
+      </w:pPr>
+      <w:r>
+        <w:rPr>
+          <w:rFonts w:eastAsia="Courier 10 Pitch" w:cs="Iosevka" w:ascii="Consolas" w:hAnsi="Consolas"/>
+          <w:b w:val="false"/>
+          <w:bCs w:val="false"/>
+          <w:color w:val="auto"/>
+          <w:sz w:val="13"/>
+          <w:szCs w:val="13"/>
+          <w:lang w:val="es-ES"/>
+        </w:rPr>
+        <w:t xml:space="preserve">con mi Dios ejércitos </w:t>
+      </w:r>
+      <w:r>
+        <w:rPr>
+          <w:rFonts w:eastAsia="Courier 10 Pitch" w:cs="Iosevka" w:ascii="Consolas" w:hAnsi="Consolas"/>
+          <w:b w:val="false"/>
+          <w:bCs w:val="false"/>
+          <w:color w:val="auto"/>
+          <w:sz w:val="13"/>
+          <w:szCs w:val="13"/>
+          <w:lang w:val="es-ES"/>
+        </w:rPr>
+        <w:t>d</w:t>
+      </w:r>
+      <w:r>
+        <w:rPr>
+          <w:rFonts w:eastAsia="Courier 10 Pitch" w:cs="Iosevka" w:ascii="Consolas" w:hAnsi="Consolas"/>
+          <w:b w:val="false"/>
+          <w:bCs w:val="false"/>
+          <w:color w:val="auto"/>
+          <w:sz w:val="13"/>
+          <w:szCs w:val="13"/>
+          <w:lang w:val="es-ES"/>
+        </w:rPr>
+        <w:t>erribare</w:t>
       </w:r>
     </w:p>
     <w:p>
@@ -603,6 +525,120 @@
           <w:szCs w:val="13"/>
           <w:lang w:val="es-ES"/>
         </w:rPr>
+        <w:t>G                D               Em</w:t>
+      </w:r>
+    </w:p>
+    <w:p>
+      <w:pPr>
+        <w:pStyle w:val="Normal"/>
+        <w:rPr>
+          <w:rFonts w:ascii="Consolas" w:hAnsi="Consolas"/>
+          <w:sz w:val="13"/>
+          <w:szCs w:val="13"/>
+        </w:rPr>
+      </w:pPr>
+      <w:r>
+        <w:rPr>
+          <w:rFonts w:eastAsia="Courier 10 Pitch" w:cs="Iosevka" w:ascii="Consolas" w:hAnsi="Consolas"/>
+          <w:b w:val="false"/>
+          <w:bCs w:val="false"/>
+          <w:color w:val="auto"/>
+          <w:sz w:val="13"/>
+          <w:szCs w:val="13"/>
+          <w:lang w:val="es-ES"/>
+        </w:rPr>
+        <w:t>El adiestra mis manos para la batalla</w:t>
+      </w:r>
+    </w:p>
+    <w:p>
+      <w:pPr>
+        <w:pStyle w:val="Normal"/>
+        <w:rPr>
+          <w:rFonts w:ascii="Consolas" w:hAnsi="Consolas"/>
+          <w:sz w:val="13"/>
+          <w:szCs w:val="13"/>
+        </w:rPr>
+      </w:pPr>
+      <w:r>
+        <w:rPr>
+          <w:rFonts w:eastAsia="Courier 10 Pitch" w:cs="Iosevka" w:ascii="Consolas" w:hAnsi="Consolas"/>
+          <w:b w:val="false"/>
+          <w:bCs w:val="false"/>
+          <w:color w:val="auto"/>
+          <w:sz w:val="13"/>
+          <w:szCs w:val="13"/>
+          <w:lang w:val="es-ES"/>
+        </w:rPr>
+        <w:t>D                                     Em</w:t>
+      </w:r>
+    </w:p>
+    <w:p>
+      <w:pPr>
+        <w:pStyle w:val="Normal"/>
+        <w:rPr>
+          <w:rFonts w:ascii="Consolas" w:hAnsi="Consolas"/>
+          <w:sz w:val="13"/>
+          <w:szCs w:val="13"/>
+        </w:rPr>
+      </w:pPr>
+      <w:r>
+        <w:rPr>
+          <w:rFonts w:eastAsia="Courier 10 Pitch" w:cs="Iosevka" w:ascii="Consolas" w:hAnsi="Consolas"/>
+          <w:b w:val="false"/>
+          <w:bCs w:val="false"/>
+          <w:color w:val="auto"/>
+          <w:sz w:val="13"/>
+          <w:szCs w:val="13"/>
+          <w:lang w:val="es-ES"/>
+        </w:rPr>
+        <w:t xml:space="preserve">puedo tomar con mis manos </w:t>
+      </w:r>
+      <w:r>
+        <w:rPr>
+          <w:rFonts w:eastAsia="Courier 10 Pitch" w:cs="Iosevka" w:ascii="Consolas" w:hAnsi="Consolas"/>
+          <w:b w:val="false"/>
+          <w:bCs w:val="false"/>
+          <w:color w:val="auto"/>
+          <w:sz w:val="13"/>
+          <w:szCs w:val="13"/>
+          <w:lang w:val="es-ES"/>
+        </w:rPr>
+        <w:t>e</w:t>
+      </w:r>
+      <w:r>
+        <w:rPr>
+          <w:rFonts w:eastAsia="Courier 10 Pitch" w:cs="Iosevka" w:ascii="Consolas" w:hAnsi="Consolas"/>
+          <w:b w:val="false"/>
+          <w:bCs w:val="false"/>
+          <w:color w:val="auto"/>
+          <w:sz w:val="13"/>
+          <w:szCs w:val="13"/>
+          <w:lang w:val="es-ES"/>
+        </w:rPr>
+        <w:t xml:space="preserve">l arco de bronce                </w:t>
+      </w:r>
+      <w:r>
+        <w:rPr>
+          <w:rFonts w:eastAsia="Courier 10 Pitch" w:cs="Iosevka" w:ascii="Consolas" w:hAnsi="Consolas"/>
+          <w:b w:val="false"/>
+          <w:bCs w:val="false"/>
+          <w:color w:val="auto"/>
+          <w:sz w:val="13"/>
+          <w:szCs w:val="13"/>
+          <w:lang w:val="es-ES"/>
+        </w:rPr>
+        <w:t xml:space="preserve">D                 </w:t>
+      </w:r>
+      <w:r>
+        <w:rPr>
+          <w:rFonts w:eastAsia="Courier 10 Pitch" w:cs="Iosevka" w:ascii="Consolas" w:hAnsi="Consolas"/>
+          <w:b w:val="false"/>
+          <w:bCs w:val="false"/>
+          <w:color w:val="auto"/>
+          <w:sz w:val="13"/>
+          <w:szCs w:val="13"/>
+          <w:lang w:val="es-ES"/>
+        </w:rPr>
         <w:t>G</w:t>
       </w:r>
     </w:p>
@@ -625,7 +661,7 @@
           <w:szCs w:val="13"/>
           <w:lang w:val="es-ES"/>
         </w:rPr>
-        <w:t>El adiestra mis</w:t>
+        <w:t>El es escudo, la roca mía,</w:t>
       </w:r>
     </w:p>
     <w:p>
@@ -653,153 +689,29 @@
           <w:szCs w:val="13"/>
           <w:lang w:val="es-ES"/>
         </w:rPr>
-        <w:t xml:space="preserve"> </w:t>
-      </w:r>
-      <w:r>
-        <w:rPr>
-          <w:rFonts w:eastAsia="Courier 10 Pitch" w:cs="Iosevka" w:ascii="Consolas" w:hAnsi="Consolas"/>
-          <w:b w:val="false"/>
-          <w:bCs w:val="false"/>
-          <w:color w:val="auto"/>
-          <w:sz w:val="13"/>
-          <w:szCs w:val="13"/>
-          <w:lang w:val="es-ES"/>
-        </w:rPr>
-        <w:t>D               Em</w:t>
-      </w:r>
-    </w:p>
-    <w:p>
-      <w:pPr>
-        <w:pStyle w:val="Normal"/>
-        <w:rPr>
-          <w:rFonts w:ascii="Consolas" w:hAnsi="Consolas"/>
-          <w:sz w:val="13"/>
-          <w:szCs w:val="13"/>
-        </w:rPr>
-      </w:pPr>
-      <w:r>
-        <w:rPr>
-          <w:rFonts w:eastAsia="Courier 10 Pitch" w:cs="Iosevka" w:ascii="Consolas" w:hAnsi="Consolas"/>
-          <w:b w:val="false"/>
-          <w:bCs w:val="false"/>
-          <w:color w:val="auto"/>
-          <w:sz w:val="13"/>
-          <w:szCs w:val="13"/>
-          <w:lang w:val="es-ES"/>
-        </w:rPr>
-        <w:t>manos para la batalla</w:t>
-      </w:r>
-    </w:p>
-    <w:p>
-      <w:pPr>
-        <w:pStyle w:val="Normal"/>
-        <w:rPr>
-          <w:rFonts w:ascii="Consolas" w:hAnsi="Consolas"/>
-          <w:sz w:val="13"/>
-          <w:szCs w:val="13"/>
-        </w:rPr>
-      </w:pPr>
-      <w:r>
-        <w:rPr>
-          <w:rFonts w:eastAsia="Courier 10 Pitch" w:cs="Iosevka" w:ascii="Consolas" w:hAnsi="Consolas"/>
-          <w:b w:val="false"/>
-          <w:bCs w:val="false"/>
-          <w:color w:val="auto"/>
-          <w:sz w:val="13"/>
-          <w:szCs w:val="13"/>
-          <w:lang w:val="es-ES"/>
-        </w:rPr>
-        <w:t xml:space="preserve"> </w:t>
-      </w:r>
-      <w:r>
-        <w:rPr>
-          <w:rFonts w:eastAsia="Courier 10 Pitch" w:cs="Iosevka" w:ascii="Consolas" w:hAnsi="Consolas"/>
-          <w:b w:val="false"/>
-          <w:bCs w:val="false"/>
-          <w:color w:val="auto"/>
-          <w:sz w:val="13"/>
-          <w:szCs w:val="13"/>
-          <w:lang w:val="es-ES"/>
-        </w:rPr>
-        <w:t xml:space="preserve">D       </w:t>
-      </w:r>
-    </w:p>
-    <w:p>
-      <w:pPr>
-        <w:pStyle w:val="Normal"/>
-        <w:rPr>
-          <w:rFonts w:ascii="Consolas" w:hAnsi="Consolas"/>
-          <w:sz w:val="13"/>
-          <w:szCs w:val="13"/>
-        </w:rPr>
-      </w:pPr>
-      <w:r>
-        <w:rPr>
-          <w:rFonts w:eastAsia="Courier 10 Pitch" w:cs="Iosevka" w:ascii="Consolas" w:hAnsi="Consolas"/>
-          <w:b w:val="false"/>
-          <w:bCs w:val="false"/>
-          <w:color w:val="auto"/>
-          <w:sz w:val="13"/>
-          <w:szCs w:val="13"/>
-          <w:lang w:val="es-ES"/>
-        </w:rPr>
-        <w:t xml:space="preserve">puedo tomar con mis manos </w:t>
-      </w:r>
-    </w:p>
-    <w:p>
-      <w:pPr>
-        <w:pStyle w:val="Normal"/>
-        <w:rPr>
-          <w:rFonts w:ascii="Consolas" w:hAnsi="Consolas"/>
-          <w:sz w:val="13"/>
-          <w:szCs w:val="13"/>
-        </w:rPr>
-      </w:pPr>
-      <w:r>
-        <w:rPr>
-          <w:rFonts w:eastAsia="Courier 10 Pitch" w:cs="Iosevka" w:ascii="Consolas" w:hAnsi="Consolas"/>
-          <w:b w:val="false"/>
-          <w:bCs w:val="false"/>
-          <w:color w:val="auto"/>
-          <w:sz w:val="13"/>
-          <w:szCs w:val="13"/>
-          <w:lang w:val="es-ES"/>
-        </w:rPr>
-        <w:t xml:space="preserve">             </w:t>
-      </w:r>
-      <w:r>
-        <w:rPr>
-          <w:rFonts w:eastAsia="Courier 10 Pitch" w:cs="Iosevka" w:ascii="Consolas" w:hAnsi="Consolas"/>
-          <w:b w:val="false"/>
-          <w:bCs w:val="false"/>
-          <w:color w:val="auto"/>
-          <w:sz w:val="13"/>
-          <w:szCs w:val="13"/>
-          <w:lang w:val="es-ES"/>
-        </w:rPr>
-        <w:t>Em</w:t>
-      </w:r>
-    </w:p>
-    <w:p>
-      <w:pPr>
-        <w:pStyle w:val="Normal"/>
-        <w:rPr>
-          <w:rFonts w:ascii="Consolas" w:hAnsi="Consolas"/>
-          <w:sz w:val="13"/>
-          <w:szCs w:val="13"/>
-        </w:rPr>
-      </w:pPr>
-      <w:r>
-        <w:rPr>
-          <w:rFonts w:eastAsia="Courier 10 Pitch" w:cs="Iosevka" w:ascii="Consolas" w:hAnsi="Consolas"/>
-          <w:b w:val="false"/>
-          <w:bCs w:val="false"/>
-          <w:color w:val="auto"/>
-          <w:sz w:val="13"/>
-          <w:szCs w:val="13"/>
-          <w:lang w:val="es-ES"/>
-        </w:rPr>
-        <w:t>el arco de bronce</w:t>
+        <w:t>D                      G</w:t>
+      </w:r>
+    </w:p>
+    <w:p>
+      <w:pPr>
+        <w:pStyle w:val="Normal"/>
+        <w:rPr>
+          <w:rFonts w:ascii="Consolas" w:hAnsi="Consolas"/>
+          <w:sz w:val="13"/>
+          <w:szCs w:val="13"/>
+        </w:rPr>
+      </w:pPr>
+      <w:r>
+        <w:rPr>
+          <w:rFonts w:eastAsia="Courier 10 Pitch" w:cs="Iosevka" w:ascii="Consolas" w:hAnsi="Consolas"/>
+          <w:b w:val="false"/>
+          <w:bCs w:val="false"/>
+          <w:color w:val="auto"/>
+          <w:sz w:val="13"/>
+          <w:szCs w:val="13"/>
+          <w:lang w:val="es-ES"/>
+        </w:rPr>
+        <w:t>El es la fuerza de mi salvación</w:t>
       </w:r>
     </w:p>
     <w:p>
@@ -827,29 +739,109 @@
           <w:szCs w:val="13"/>
           <w:lang w:val="es-ES"/>
         </w:rPr>
-        <w:t>D                 G</w:t>
-      </w:r>
-    </w:p>
-    <w:p>
-      <w:pPr>
-        <w:pStyle w:val="Normal"/>
-        <w:rPr>
-          <w:rFonts w:ascii="Consolas" w:hAnsi="Consolas"/>
-          <w:sz w:val="13"/>
-          <w:szCs w:val="13"/>
-        </w:rPr>
-      </w:pPr>
-      <w:r>
-        <w:rPr>
-          <w:rFonts w:eastAsia="Courier 10 Pitch" w:cs="Iosevka" w:ascii="Consolas" w:hAnsi="Consolas"/>
-          <w:b w:val="false"/>
-          <w:bCs w:val="false"/>
-          <w:color w:val="auto"/>
-          <w:sz w:val="13"/>
-          <w:szCs w:val="13"/>
-          <w:lang w:val="es-ES"/>
-        </w:rPr>
-        <w:t>El es escudo, la roca mia,</w:t>
+        <w:t xml:space="preserve">   </w:t>
+      </w:r>
+      <w:r>
+        <w:rPr>
+          <w:rFonts w:eastAsia="Courier 10 Pitch" w:cs="Iosevka" w:ascii="Consolas" w:hAnsi="Consolas"/>
+          <w:b w:val="false"/>
+          <w:bCs w:val="false"/>
+          <w:color w:val="auto"/>
+          <w:sz w:val="13"/>
+          <w:szCs w:val="13"/>
+          <w:lang w:val="es-ES"/>
+        </w:rPr>
+        <w:t>B7                Em</w:t>
+      </w:r>
+    </w:p>
+    <w:p>
+      <w:pPr>
+        <w:pStyle w:val="Normal"/>
+        <w:rPr>
+          <w:rFonts w:ascii="Consolas" w:hAnsi="Consolas"/>
+          <w:sz w:val="13"/>
+          <w:szCs w:val="13"/>
+        </w:rPr>
+      </w:pPr>
+      <w:r>
+        <w:rPr>
+          <w:rFonts w:eastAsia="Courier 10 Pitch" w:cs="Iosevka" w:ascii="Consolas" w:hAnsi="Consolas"/>
+          <w:b w:val="false"/>
+          <w:bCs w:val="false"/>
+          <w:color w:val="auto"/>
+          <w:sz w:val="13"/>
+          <w:szCs w:val="13"/>
+          <w:lang w:val="es-ES"/>
+        </w:rPr>
+        <w:t>mi alto refugio, mi fortaleza,</w:t>
+      </w:r>
+    </w:p>
+    <w:p>
+      <w:pPr>
+        <w:pStyle w:val="Normal"/>
+        <w:rPr>
+          <w:rFonts w:ascii="Consolas" w:hAnsi="Consolas"/>
+          <w:sz w:val="13"/>
+          <w:szCs w:val="13"/>
+        </w:rPr>
+      </w:pPr>
+      <w:r>
+        <w:rPr>
+          <w:rFonts w:eastAsia="Courier 10 Pitch" w:cs="Iosevka" w:ascii="Consolas" w:hAnsi="Consolas"/>
+          <w:b w:val="false"/>
+          <w:bCs w:val="false"/>
+          <w:color w:val="auto"/>
+          <w:sz w:val="13"/>
+          <w:szCs w:val="13"/>
+          <w:lang w:val="es-ES"/>
+        </w:rPr>
+        <w:t>Am B7            Em C D</w:t>
+      </w:r>
+    </w:p>
+    <w:p>
+      <w:pPr>
+        <w:pStyle w:val="Normal"/>
+        <w:rPr>
+          <w:rFonts w:ascii="Consolas" w:hAnsi="Consolas"/>
+          <w:sz w:val="13"/>
+          <w:szCs w:val="13"/>
+        </w:rPr>
+      </w:pPr>
+      <w:r>
+        <w:rPr>
+          <w:rFonts w:eastAsia="Courier 10 Pitch" w:cs="Iosevka" w:ascii="Consolas" w:hAnsi="Consolas"/>
+          <w:b w:val="false"/>
+          <w:bCs w:val="false"/>
+          <w:color w:val="auto"/>
+          <w:sz w:val="13"/>
+          <w:szCs w:val="13"/>
+          <w:lang w:val="es-ES"/>
+        </w:rPr>
+        <w:t>El es mi libertador</w:t>
+      </w:r>
+    </w:p>
+    <w:p>
+      <w:pPr>
+        <w:pStyle w:val="Normal"/>
+        <w:rPr>
+          <w:rFonts w:eastAsia="Courier 10 Pitch" w:cs="Iosevka"/>
+          <w:b w:val="false"/>
+          <w:b w:val="false"/>
+          <w:bCs w:val="false"/>
+          <w:color w:val="auto"/>
+          <w:lang w:val="es-ES"/>
+        </w:rPr>
+      </w:pPr>
+      <w:r>
+        <w:rPr>
+          <w:rFonts w:eastAsia="Courier 10 Pitch" w:cs="Iosevka" w:ascii="Consolas" w:hAnsi="Consolas"/>
+          <w:b w:val="false"/>
+          <w:bCs w:val="false"/>
+          <w:color w:val="auto"/>
+          <w:sz w:val="13"/>
+          <w:szCs w:val="13"/>
+          <w:lang w:val="es-ES"/>
+        </w:rPr>
       </w:r>
     </w:p>
     <w:p>
@@ -870,36 +862,40 @@
       <w:r>
         <w:rPr>
           <w:rFonts w:eastAsia="Courier 10 Pitch" w:cs="Iosevka" w:ascii="Consolas" w:hAnsi="Consolas"/>
-          <w:b w:val="false"/>
-          <w:bCs w:val="false"/>
-          <w:color w:val="auto"/>
-          <w:sz w:val="13"/>
-          <w:szCs w:val="13"/>
-          <w:lang w:val="es-ES"/>
-        </w:rPr>
-        <w:t>D                      G</w:t>
-      </w:r>
-    </w:p>
-    <w:p>
-      <w:pPr>
-        <w:pStyle w:val="Normal"/>
-        <w:rPr>
-          <w:rFonts w:ascii="Consolas" w:hAnsi="Consolas"/>
-          <w:sz w:val="13"/>
-          <w:szCs w:val="13"/>
-        </w:rPr>
-      </w:pPr>
-      <w:r>
-        <w:rPr>
-          <w:rFonts w:eastAsia="Courier 10 Pitch" w:cs="Iosevka" w:ascii="Consolas" w:hAnsi="Consolas"/>
-          <w:b w:val="false"/>
-          <w:bCs w:val="false"/>
-          <w:color w:val="auto"/>
-          <w:sz w:val="13"/>
-          <w:szCs w:val="13"/>
-          <w:lang w:val="es-ES"/>
-        </w:rPr>
-        <w:t>El es la fuerza de mi salvación</w:t>
+          <w:b/>
+          <w:bCs/>
+          <w:color w:val="0070C0"/>
+          <w:sz w:val="13"/>
+          <w:szCs w:val="13"/>
+          <w:lang w:val="es-ES"/>
+        </w:rPr>
+        <w:t>VERSO</w:t>
+      </w:r>
+    </w:p>
+    <w:p>
+      <w:pPr>
+        <w:pStyle w:val="Normal"/>
+        <w:rPr>
+          <w:rFonts w:ascii="Consolas" w:hAnsi="Consolas" w:eastAsia="Courier 10 Pitch" w:cs="Iosevka"/>
+          <w:b/>
+          <w:b/>
+          <w:bCs/>
+          <w:color w:val="0070C0"/>
+          <w:sz w:val="13"/>
+          <w:szCs w:val="13"/>
+          <w:lang w:val="es-ES"/>
+        </w:rPr>
+      </w:pPr>
+      <w:r>
+        <w:rPr>
+          <w:rFonts w:eastAsia="Courier 10 Pitch" w:cs="Iosevka" w:ascii="Consolas" w:hAnsi="Consolas"/>
+          <w:b/>
+          <w:bCs/>
+          <w:color w:val="0070C0"/>
+          <w:sz w:val="13"/>
+          <w:szCs w:val="13"/>
+          <w:lang w:val="es-ES"/>
+        </w:rPr>
       </w:r>
     </w:p>
     <w:p>
@@ -920,138 +916,58 @@
       <w:r>
         <w:rPr>
           <w:rFonts w:eastAsia="Courier 10 Pitch" w:cs="Iosevka" w:ascii="Consolas" w:hAnsi="Consolas"/>
-          <w:b w:val="false"/>
-          <w:bCs w:val="false"/>
-          <w:color w:val="auto"/>
-          <w:sz w:val="13"/>
-          <w:szCs w:val="13"/>
-          <w:lang w:val="es-ES"/>
-        </w:rPr>
-        <w:t xml:space="preserve">   </w:t>
-      </w:r>
-      <w:r>
-        <w:rPr>
-          <w:rFonts w:eastAsia="Courier 10 Pitch" w:cs="Iosevka" w:ascii="Consolas" w:hAnsi="Consolas"/>
-          <w:b w:val="false"/>
-          <w:bCs w:val="false"/>
-          <w:color w:val="auto"/>
-          <w:sz w:val="13"/>
-          <w:szCs w:val="13"/>
-          <w:lang w:val="es-ES"/>
-        </w:rPr>
-        <w:t>B7                Em</w:t>
-      </w:r>
-    </w:p>
-    <w:p>
-      <w:pPr>
-        <w:pStyle w:val="Normal"/>
-        <w:rPr>
-          <w:rFonts w:ascii="Consolas" w:hAnsi="Consolas"/>
-          <w:sz w:val="13"/>
-          <w:szCs w:val="13"/>
-        </w:rPr>
-      </w:pPr>
-      <w:r>
-        <w:rPr>
-          <w:rFonts w:eastAsia="Courier 10 Pitch" w:cs="Iosevka" w:ascii="Consolas" w:hAnsi="Consolas"/>
-          <w:b w:val="false"/>
-          <w:bCs w:val="false"/>
-          <w:color w:val="auto"/>
-          <w:sz w:val="13"/>
-          <w:szCs w:val="13"/>
-          <w:lang w:val="es-ES"/>
-        </w:rPr>
-        <w:t>mi alto refugio, mi fortaleza,</w:t>
-      </w:r>
-    </w:p>
-    <w:p>
-      <w:pPr>
-        <w:pStyle w:val="Normal"/>
-        <w:rPr>
-          <w:rFonts w:ascii="Consolas" w:hAnsi="Consolas"/>
-          <w:sz w:val="13"/>
-          <w:szCs w:val="13"/>
-        </w:rPr>
-      </w:pPr>
-      <w:r>
-        <w:rPr>
-          <w:rFonts w:eastAsia="Courier 10 Pitch" w:cs="Iosevka" w:ascii="Consolas" w:hAnsi="Consolas"/>
-          <w:b w:val="false"/>
-          <w:bCs w:val="false"/>
-          <w:color w:val="auto"/>
-          <w:sz w:val="13"/>
-          <w:szCs w:val="13"/>
-          <w:lang w:val="es-ES"/>
-        </w:rPr>
-        <w:t>Am B7            Em C D</w:t>
-      </w:r>
-    </w:p>
-    <w:p>
-      <w:pPr>
-        <w:pStyle w:val="Normal"/>
-        <w:rPr>
-          <w:rFonts w:ascii="Consolas" w:hAnsi="Consolas"/>
-          <w:sz w:val="13"/>
-          <w:szCs w:val="13"/>
-        </w:rPr>
-      </w:pPr>
-      <w:r>
-        <w:rPr>
-          <w:rFonts w:eastAsia="Courier 10 Pitch" w:cs="Iosevka" w:ascii="Consolas" w:hAnsi="Consolas"/>
-          <w:b w:val="false"/>
-          <w:bCs w:val="false"/>
-          <w:color w:val="auto"/>
-          <w:sz w:val="13"/>
-          <w:szCs w:val="13"/>
-          <w:lang w:val="es-ES"/>
-        </w:rPr>
-        <w:t>El es mi libertador</w:t>
-      </w:r>
-    </w:p>
-    <w:p>
-      <w:pPr>
-        <w:pStyle w:val="Normal"/>
-        <w:rPr>
-          <w:rFonts w:eastAsia="Courier 10 Pitch" w:cs="Iosevka"/>
-          <w:b w:val="false"/>
-          <w:b w:val="false"/>
-          <w:bCs w:val="false"/>
-          <w:color w:val="auto"/>
-          <w:lang w:val="es-ES"/>
-        </w:rPr>
-      </w:pPr>
-      <w:r>
-        <w:rPr>
-          <w:rFonts w:ascii="Consolas" w:hAnsi="Consolas"/>
-          <w:sz w:val="13"/>
-          <w:szCs w:val="13"/>
-        </w:rPr>
-      </w:r>
-    </w:p>
-    <w:p>
-      <w:pPr>
-        <w:pStyle w:val="Normal"/>
-        <w:rPr>
-          <w:rFonts w:ascii="Consolas" w:hAnsi="Consolas" w:eastAsia="Courier 10 Pitch" w:cs="Iosevka"/>
-          <w:b w:val="false"/>
-          <w:b w:val="false"/>
-          <w:bCs w:val="false"/>
-          <w:color w:val="auto"/>
-          <w:sz w:val="13"/>
-          <w:szCs w:val="13"/>
-          <w:lang w:val="es-ES"/>
-        </w:rPr>
-      </w:pPr>
-      <w:r>
-        <w:rPr>
-          <w:rFonts w:eastAsia="Courier 10 Pitch" w:cs="Iosevka" w:ascii="Consolas" w:hAnsi="Consolas"/>
-          <w:b w:val="false"/>
-          <w:bCs w:val="false"/>
-          <w:color w:val="auto"/>
-          <w:sz w:val="13"/>
-          <w:szCs w:val="13"/>
-          <w:lang w:val="es-ES"/>
-        </w:rPr>
+          <w:b/>
+          <w:bCs/>
+          <w:color w:val="0070C0"/>
+          <w:sz w:val="13"/>
+          <w:szCs w:val="13"/>
+          <w:lang w:val="es-ES"/>
+        </w:rPr>
+        <w:t>CORO</w:t>
+      </w:r>
+    </w:p>
+    <w:p>
+      <w:pPr>
+        <w:pStyle w:val="Normal"/>
+        <w:rPr>
+          <w:rFonts w:ascii="Consolas" w:hAnsi="Consolas"/>
+          <w:sz w:val="13"/>
+          <w:szCs w:val="13"/>
+        </w:rPr>
+      </w:pPr>
+      <w:r>
+        <w:rPr>
+          <w:rFonts w:eastAsia="Courier 10 Pitch" w:cs="Iosevka" w:ascii="Consolas" w:hAnsi="Consolas"/>
+          <w:b w:val="false"/>
+          <w:bCs w:val="false"/>
+          <w:color w:val="auto"/>
+          <w:sz w:val="13"/>
+          <w:szCs w:val="13"/>
+          <w:lang w:val="es-ES"/>
+        </w:rPr>
+        <w:t>G</w:t>
+      </w:r>
+    </w:p>
+    <w:p>
+      <w:pPr>
+        <w:pStyle w:val="Normal"/>
+        <w:rPr>
+          <w:rFonts w:ascii="Consolas" w:hAnsi="Consolas"/>
+          <w:sz w:val="13"/>
+          <w:szCs w:val="13"/>
+        </w:rPr>
+      </w:pPr>
+      <w:r>
+        <w:rPr>
+          <w:rFonts w:eastAsia="Courier 10 Pitch" w:cs="Iosevka" w:ascii="Consolas" w:hAnsi="Consolas"/>
+          <w:b w:val="false"/>
+          <w:bCs w:val="false"/>
+          <w:color w:val="auto"/>
+          <w:sz w:val="13"/>
+          <w:szCs w:val="13"/>
+          <w:lang w:val="es-ES"/>
+        </w:rPr>
+        <w:t>El adiestra mis</w:t>
       </w:r>
     </w:p>
     <w:p>
@@ -1072,40 +988,160 @@
       <w:r>
         <w:rPr>
           <w:rFonts w:eastAsia="Courier 10 Pitch" w:cs="Iosevka" w:ascii="Consolas" w:hAnsi="Consolas"/>
-          <w:b/>
-          <w:bCs/>
-          <w:color w:val="0070C0"/>
-          <w:sz w:val="13"/>
-          <w:szCs w:val="13"/>
-          <w:lang w:val="es-ES"/>
-        </w:rPr>
-        <w:t>VERSO</w:t>
-      </w:r>
-    </w:p>
-    <w:p>
-      <w:pPr>
-        <w:pStyle w:val="Normal"/>
-        <w:rPr>
-          <w:rFonts w:ascii="Consolas" w:hAnsi="Consolas" w:eastAsia="Courier 10 Pitch" w:cs="Iosevka"/>
-          <w:b/>
-          <w:b/>
-          <w:bCs/>
-          <w:color w:val="0070C0"/>
-          <w:sz w:val="13"/>
-          <w:szCs w:val="13"/>
-          <w:lang w:val="es-ES"/>
-        </w:rPr>
-      </w:pPr>
-      <w:r>
-        <w:rPr>
-          <w:rFonts w:eastAsia="Courier 10 Pitch" w:cs="Iosevka" w:ascii="Consolas" w:hAnsi="Consolas"/>
-          <w:b/>
-          <w:bCs/>
-          <w:color w:val="0070C0"/>
-          <w:sz w:val="13"/>
-          <w:szCs w:val="13"/>
-          <w:lang w:val="es-ES"/>
-        </w:rPr>
+          <w:b w:val="false"/>
+          <w:bCs w:val="false"/>
+          <w:color w:val="auto"/>
+          <w:sz w:val="13"/>
+          <w:szCs w:val="13"/>
+          <w:lang w:val="es-ES"/>
+        </w:rPr>
+        <w:t xml:space="preserve"> </w:t>
+      </w:r>
+      <w:r>
+        <w:rPr>
+          <w:rFonts w:eastAsia="Courier 10 Pitch" w:cs="Iosevka" w:ascii="Consolas" w:hAnsi="Consolas"/>
+          <w:b w:val="false"/>
+          <w:bCs w:val="false"/>
+          <w:color w:val="auto"/>
+          <w:sz w:val="13"/>
+          <w:szCs w:val="13"/>
+          <w:lang w:val="es-ES"/>
+        </w:rPr>
+        <w:t>D               Em</w:t>
+      </w:r>
+    </w:p>
+    <w:p>
+      <w:pPr>
+        <w:pStyle w:val="Normal"/>
+        <w:rPr>
+          <w:rFonts w:ascii="Consolas" w:hAnsi="Consolas"/>
+          <w:sz w:val="13"/>
+          <w:szCs w:val="13"/>
+        </w:rPr>
+      </w:pPr>
+      <w:r>
+        <w:rPr>
+          <w:rFonts w:eastAsia="Courier 10 Pitch" w:cs="Iosevka" w:ascii="Consolas" w:hAnsi="Consolas"/>
+          <w:b w:val="false"/>
+          <w:bCs w:val="false"/>
+          <w:color w:val="auto"/>
+          <w:sz w:val="13"/>
+          <w:szCs w:val="13"/>
+          <w:lang w:val="es-ES"/>
+        </w:rPr>
+        <w:t>manos para la batalla</w:t>
+      </w:r>
+    </w:p>
+    <w:p>
+      <w:pPr>
+        <w:pStyle w:val="Normal"/>
+        <w:rPr>
+          <w:rFonts w:ascii="Consolas" w:hAnsi="Consolas"/>
+          <w:sz w:val="13"/>
+          <w:szCs w:val="13"/>
+        </w:rPr>
+      </w:pPr>
+      <w:r>
+        <w:rPr>
+          <w:rFonts w:eastAsia="Courier 10 Pitch" w:cs="Iosevka" w:ascii="Consolas" w:hAnsi="Consolas"/>
+          <w:b w:val="false"/>
+          <w:bCs w:val="false"/>
+          <w:color w:val="auto"/>
+          <w:sz w:val="13"/>
+          <w:szCs w:val="13"/>
+          <w:lang w:val="es-ES"/>
+        </w:rPr>
+        <w:t xml:space="preserve"> </w:t>
+      </w:r>
+      <w:r>
+        <w:rPr>
+          <w:rFonts w:eastAsia="Courier 10 Pitch" w:cs="Iosevka" w:ascii="Consolas" w:hAnsi="Consolas"/>
+          <w:b w:val="false"/>
+          <w:bCs w:val="false"/>
+          <w:color w:val="auto"/>
+          <w:sz w:val="13"/>
+          <w:szCs w:val="13"/>
+          <w:lang w:val="es-ES"/>
+        </w:rPr>
+        <w:t xml:space="preserve">D       </w:t>
+      </w:r>
+    </w:p>
+    <w:p>
+      <w:pPr>
+        <w:pStyle w:val="Normal"/>
+        <w:rPr>
+          <w:rFonts w:ascii="Consolas" w:hAnsi="Consolas"/>
+          <w:sz w:val="13"/>
+          <w:szCs w:val="13"/>
+        </w:rPr>
+      </w:pPr>
+      <w:r>
+        <w:rPr>
+          <w:rFonts w:eastAsia="Courier 10 Pitch" w:cs="Iosevka" w:ascii="Consolas" w:hAnsi="Consolas"/>
+          <w:b w:val="false"/>
+          <w:bCs w:val="false"/>
+          <w:color w:val="auto"/>
+          <w:sz w:val="13"/>
+          <w:szCs w:val="13"/>
+          <w:lang w:val="es-ES"/>
+        </w:rPr>
+        <w:t xml:space="preserve">puedo tomar con mis manos </w:t>
+      </w:r>
+    </w:p>
+    <w:p>
+      <w:pPr>
+        <w:pStyle w:val="Normal"/>
+        <w:rPr>
+          <w:rFonts w:ascii="Consolas" w:hAnsi="Consolas"/>
+          <w:sz w:val="13"/>
+          <w:szCs w:val="13"/>
+        </w:rPr>
+      </w:pPr>
+      <w:r>
+        <w:rPr>
+          <w:rFonts w:eastAsia="Courier 10 Pitch" w:cs="Iosevka" w:ascii="Consolas" w:hAnsi="Consolas"/>
+          <w:b w:val="false"/>
+          <w:bCs w:val="false"/>
+          <w:color w:val="auto"/>
+          <w:sz w:val="13"/>
+          <w:szCs w:val="13"/>
+          <w:lang w:val="es-ES"/>
+        </w:rPr>
+        <w:t xml:space="preserve">             </w:t>
+      </w:r>
+      <w:r>
+        <w:rPr>
+          <w:rFonts w:eastAsia="Courier 10 Pitch" w:cs="Iosevka" w:ascii="Consolas" w:hAnsi="Consolas"/>
+          <w:b w:val="false"/>
+          <w:bCs w:val="false"/>
+          <w:color w:val="auto"/>
+          <w:sz w:val="13"/>
+          <w:szCs w:val="13"/>
+          <w:lang w:val="es-ES"/>
+        </w:rPr>
+        <w:t>Em</w:t>
+      </w:r>
+    </w:p>
+    <w:p>
+      <w:pPr>
+        <w:pStyle w:val="Normal"/>
+        <w:rPr>
+          <w:rFonts w:ascii="Consolas" w:hAnsi="Consolas"/>
+          <w:sz w:val="13"/>
+          <w:szCs w:val="13"/>
+        </w:rPr>
+      </w:pPr>
+      <w:r>
+        <w:rPr>
+          <w:rFonts w:eastAsia="Courier 10 Pitch" w:cs="Iosevka" w:ascii="Consolas" w:hAnsi="Consolas"/>
+          <w:b w:val="false"/>
+          <w:bCs w:val="false"/>
+          <w:color w:val="auto"/>
+          <w:sz w:val="13"/>
+          <w:szCs w:val="13"/>
+          <w:lang w:val="es-ES"/>
+        </w:rPr>
+        <w:t>el arco de bronce</w:t>
       </w:r>
     </w:p>
     <w:p>
@@ -1126,58 +1162,36 @@
       <w:r>
         <w:rPr>
           <w:rFonts w:eastAsia="Courier 10 Pitch" w:cs="Iosevka" w:ascii="Consolas" w:hAnsi="Consolas"/>
-          <w:b/>
-          <w:bCs/>
-          <w:color w:val="0070C0"/>
-          <w:sz w:val="13"/>
-          <w:szCs w:val="13"/>
-          <w:lang w:val="es-ES"/>
-        </w:rPr>
-        <w:t>CORO</w:t>
-      </w:r>
-    </w:p>
-    <w:p>
-      <w:pPr>
-        <w:pStyle w:val="Normal"/>
-        <w:rPr>
-          <w:rFonts w:ascii="Consolas" w:hAnsi="Consolas"/>
-          <w:sz w:val="13"/>
-          <w:szCs w:val="13"/>
-        </w:rPr>
-      </w:pPr>
-      <w:r>
-        <w:rPr>
-          <w:rFonts w:eastAsia="Courier 10 Pitch" w:cs="Iosevka" w:ascii="Consolas" w:hAnsi="Consolas"/>
-          <w:b w:val="false"/>
-          <w:bCs w:val="false"/>
-          <w:color w:val="auto"/>
-          <w:sz w:val="13"/>
-          <w:szCs w:val="13"/>
-          <w:lang w:val="es-ES"/>
-        </w:rPr>
-        <w:t>G</w:t>
-      </w:r>
-    </w:p>
-    <w:p>
-      <w:pPr>
-        <w:pStyle w:val="Normal"/>
-        <w:rPr>
-          <w:rFonts w:ascii="Consolas" w:hAnsi="Consolas"/>
-          <w:sz w:val="13"/>
-          <w:szCs w:val="13"/>
-        </w:rPr>
-      </w:pPr>
-      <w:r>
-        <w:rPr>
-          <w:rFonts w:eastAsia="Courier 10 Pitch" w:cs="Iosevka" w:ascii="Consolas" w:hAnsi="Consolas"/>
-          <w:b w:val="false"/>
-          <w:bCs w:val="false"/>
-          <w:color w:val="auto"/>
-          <w:sz w:val="13"/>
-          <w:szCs w:val="13"/>
-          <w:lang w:val="es-ES"/>
-        </w:rPr>
-        <w:t>El adiestra mis</w:t>
+          <w:b w:val="false"/>
+          <w:bCs w:val="false"/>
+          <w:color w:val="auto"/>
+          <w:sz w:val="13"/>
+          <w:szCs w:val="13"/>
+          <w:lang w:val="es-ES"/>
+        </w:rPr>
+        <w:t>D                 G</w:t>
+      </w:r>
+    </w:p>
+    <w:p>
+      <w:pPr>
+        <w:pStyle w:val="Normal"/>
+        <w:rPr>
+          <w:rFonts w:ascii="Consolas" w:hAnsi="Consolas"/>
+          <w:sz w:val="13"/>
+          <w:szCs w:val="13"/>
+        </w:rPr>
+      </w:pPr>
+      <w:r>
+        <w:rPr>
+          <w:rFonts w:eastAsia="Courier 10 Pitch" w:cs="Iosevka" w:ascii="Consolas" w:hAnsi="Consolas"/>
+          <w:b w:val="false"/>
+          <w:bCs w:val="false"/>
+          <w:color w:val="auto"/>
+          <w:sz w:val="13"/>
+          <w:szCs w:val="13"/>
+          <w:lang w:val="es-ES"/>
+        </w:rPr>
+        <w:t>El es escudo, la roca mía,</w:t>
       </w:r>
     </w:p>
     <w:p>
@@ -1205,153 +1219,29 @@
           <w:szCs w:val="13"/>
           <w:lang w:val="es-ES"/>
         </w:rPr>
-        <w:t xml:space="preserve"> </w:t>
-      </w:r>
-      <w:r>
-        <w:rPr>
-          <w:rFonts w:eastAsia="Courier 10 Pitch" w:cs="Iosevka" w:ascii="Consolas" w:hAnsi="Consolas"/>
-          <w:b w:val="false"/>
-          <w:bCs w:val="false"/>
-          <w:color w:val="auto"/>
-          <w:sz w:val="13"/>
-          <w:szCs w:val="13"/>
-          <w:lang w:val="es-ES"/>
-        </w:rPr>
-        <w:t>D               Em</w:t>
-      </w:r>
-    </w:p>
-    <w:p>
-      <w:pPr>
-        <w:pStyle w:val="Normal"/>
-        <w:rPr>
-          <w:rFonts w:ascii="Consolas" w:hAnsi="Consolas"/>
-          <w:sz w:val="13"/>
-          <w:szCs w:val="13"/>
-        </w:rPr>
-      </w:pPr>
-      <w:r>
-        <w:rPr>
-          <w:rFonts w:eastAsia="Courier 10 Pitch" w:cs="Iosevka" w:ascii="Consolas" w:hAnsi="Consolas"/>
-          <w:b w:val="false"/>
-          <w:bCs w:val="false"/>
-          <w:color w:val="auto"/>
-          <w:sz w:val="13"/>
-          <w:szCs w:val="13"/>
-          <w:lang w:val="es-ES"/>
-        </w:rPr>
-        <w:t>manos para la batalla</w:t>
-      </w:r>
-    </w:p>
-    <w:p>
-      <w:pPr>
-        <w:pStyle w:val="Normal"/>
-        <w:rPr>
-          <w:rFonts w:ascii="Consolas" w:hAnsi="Consolas"/>
-          <w:sz w:val="13"/>
-          <w:szCs w:val="13"/>
-        </w:rPr>
-      </w:pPr>
-      <w:r>
-        <w:rPr>
-          <w:rFonts w:eastAsia="Courier 10 Pitch" w:cs="Iosevka" w:ascii="Consolas" w:hAnsi="Consolas"/>
-          <w:b w:val="false"/>
-          <w:bCs w:val="false"/>
-          <w:color w:val="auto"/>
-          <w:sz w:val="13"/>
-          <w:szCs w:val="13"/>
-          <w:lang w:val="es-ES"/>
-        </w:rPr>
-        <w:t xml:space="preserve"> </w:t>
-      </w:r>
-      <w:r>
-        <w:rPr>
-          <w:rFonts w:eastAsia="Courier 10 Pitch" w:cs="Iosevka" w:ascii="Consolas" w:hAnsi="Consolas"/>
-          <w:b w:val="false"/>
-          <w:bCs w:val="false"/>
-          <w:color w:val="auto"/>
-          <w:sz w:val="13"/>
-          <w:szCs w:val="13"/>
-          <w:lang w:val="es-ES"/>
-        </w:rPr>
-        <w:t xml:space="preserve">D       </w:t>
-      </w:r>
-    </w:p>
-    <w:p>
-      <w:pPr>
-        <w:pStyle w:val="Normal"/>
-        <w:rPr>
-          <w:rFonts w:ascii="Consolas" w:hAnsi="Consolas"/>
-          <w:sz w:val="13"/>
-          <w:szCs w:val="13"/>
-        </w:rPr>
-      </w:pPr>
-      <w:r>
-        <w:rPr>
-          <w:rFonts w:eastAsia="Courier 10 Pitch" w:cs="Iosevka" w:ascii="Consolas" w:hAnsi="Consolas"/>
-          <w:b w:val="false"/>
-          <w:bCs w:val="false"/>
-          <w:color w:val="auto"/>
-          <w:sz w:val="13"/>
-          <w:szCs w:val="13"/>
-          <w:lang w:val="es-ES"/>
-        </w:rPr>
-        <w:t xml:space="preserve">puedo tomar con mis manos </w:t>
-      </w:r>
-    </w:p>
-    <w:p>
-      <w:pPr>
-        <w:pStyle w:val="Normal"/>
-        <w:rPr>
-          <w:rFonts w:ascii="Consolas" w:hAnsi="Consolas"/>
-          <w:sz w:val="13"/>
-          <w:szCs w:val="13"/>
-        </w:rPr>
-      </w:pPr>
-      <w:r>
-        <w:rPr>
-          <w:rFonts w:eastAsia="Courier 10 Pitch" w:cs="Iosevka" w:ascii="Consolas" w:hAnsi="Consolas"/>
-          <w:b w:val="false"/>
-          <w:bCs w:val="false"/>
-          <w:color w:val="auto"/>
-          <w:sz w:val="13"/>
-          <w:szCs w:val="13"/>
-          <w:lang w:val="es-ES"/>
-        </w:rPr>
-        <w:t xml:space="preserve">             </w:t>
-      </w:r>
-      <w:r>
-        <w:rPr>
-          <w:rFonts w:eastAsia="Courier 10 Pitch" w:cs="Iosevka" w:ascii="Consolas" w:hAnsi="Consolas"/>
-          <w:b w:val="false"/>
-          <w:bCs w:val="false"/>
-          <w:color w:val="auto"/>
-          <w:sz w:val="13"/>
-          <w:szCs w:val="13"/>
-          <w:lang w:val="es-ES"/>
-        </w:rPr>
-        <w:t>Em</w:t>
-      </w:r>
-    </w:p>
-    <w:p>
-      <w:pPr>
-        <w:pStyle w:val="Normal"/>
-        <w:rPr>
-          <w:rFonts w:ascii="Consolas" w:hAnsi="Consolas"/>
-          <w:sz w:val="13"/>
-          <w:szCs w:val="13"/>
-        </w:rPr>
-      </w:pPr>
-      <w:r>
-        <w:rPr>
-          <w:rFonts w:eastAsia="Courier 10 Pitch" w:cs="Iosevka" w:ascii="Consolas" w:hAnsi="Consolas"/>
-          <w:b w:val="false"/>
-          <w:bCs w:val="false"/>
-          <w:color w:val="auto"/>
-          <w:sz w:val="13"/>
-          <w:szCs w:val="13"/>
-          <w:lang w:val="es-ES"/>
-        </w:rPr>
-        <w:t>el arco de bronce</w:t>
+        <w:t>D                      G</w:t>
+      </w:r>
+    </w:p>
+    <w:p>
+      <w:pPr>
+        <w:pStyle w:val="Normal"/>
+        <w:rPr>
+          <w:rFonts w:ascii="Consolas" w:hAnsi="Consolas"/>
+          <w:sz w:val="13"/>
+          <w:szCs w:val="13"/>
+        </w:rPr>
+      </w:pPr>
+      <w:r>
+        <w:rPr>
+          <w:rFonts w:eastAsia="Courier 10 Pitch" w:cs="Iosevka" w:ascii="Consolas" w:hAnsi="Consolas"/>
+          <w:b w:val="false"/>
+          <w:bCs w:val="false"/>
+          <w:color w:val="auto"/>
+          <w:sz w:val="13"/>
+          <w:szCs w:val="13"/>
+          <w:lang w:val="es-ES"/>
+        </w:rPr>
+        <w:t>El es la fuerza de mi salvación</w:t>
       </w:r>
     </w:p>
     <w:p>
@@ -1379,106 +1269,6 @@
           <w:szCs w:val="13"/>
           <w:lang w:val="es-ES"/>
         </w:rPr>
-        <w:t>D                 G</w:t>
-      </w:r>
-    </w:p>
-    <w:p>
-      <w:pPr>
-        <w:pStyle w:val="Normal"/>
-        <w:rPr>
-          <w:rFonts w:ascii="Consolas" w:hAnsi="Consolas"/>
-          <w:sz w:val="13"/>
-          <w:szCs w:val="13"/>
-        </w:rPr>
-      </w:pPr>
-      <w:r>
-        <w:rPr>
-          <w:rFonts w:eastAsia="Courier 10 Pitch" w:cs="Iosevka" w:ascii="Consolas" w:hAnsi="Consolas"/>
-          <w:b w:val="false"/>
-          <w:bCs w:val="false"/>
-          <w:color w:val="auto"/>
-          <w:sz w:val="13"/>
-          <w:szCs w:val="13"/>
-          <w:lang w:val="es-ES"/>
-        </w:rPr>
-        <w:t>El es escudo, la roca mia,</w:t>
-      </w:r>
-    </w:p>
-    <w:p>
-      <w:pPr>
-        <w:pStyle w:val="Normal"/>
-        <w:numPr>
-          <w:ilvl w:val="0"/>
-          <w:numId w:val="0"/>
-        </w:numPr>
-        <w:ind w:left="0" w:hanging="0"/>
-        <w:outlineLvl w:val="0"/>
-        <w:rPr>
-          <w:rFonts w:ascii="Consolas" w:hAnsi="Consolas"/>
-          <w:sz w:val="13"/>
-          <w:szCs w:val="13"/>
-        </w:rPr>
-      </w:pPr>
-      <w:r>
-        <w:rPr>
-          <w:rFonts w:eastAsia="Courier 10 Pitch" w:cs="Iosevka" w:ascii="Consolas" w:hAnsi="Consolas"/>
-          <w:b w:val="false"/>
-          <w:bCs w:val="false"/>
-          <w:color w:val="auto"/>
-          <w:sz w:val="13"/>
-          <w:szCs w:val="13"/>
-          <w:lang w:val="es-ES"/>
-        </w:rPr>
-        <w:t>D                      G</w:t>
-      </w:r>
-    </w:p>
-    <w:p>
-      <w:pPr>
-        <w:pStyle w:val="Normal"/>
-        <w:rPr>
-          <w:rFonts w:ascii="Consolas" w:hAnsi="Consolas"/>
-          <w:sz w:val="13"/>
-          <w:szCs w:val="13"/>
-        </w:rPr>
-      </w:pPr>
-      <w:r>
-        <w:rPr>
-          <w:rFonts w:eastAsia="Courier 10 Pitch" w:cs="Iosevka" w:ascii="Consolas" w:hAnsi="Consolas"/>
-          <w:b w:val="false"/>
-          <w:bCs w:val="false"/>
-          <w:color w:val="auto"/>
-          <w:sz w:val="13"/>
-          <w:szCs w:val="13"/>
-          <w:lang w:val="es-ES"/>
-        </w:rPr>
-        <w:t>El es la fuerza de mi salvación</w:t>
-      </w:r>
-    </w:p>
-    <w:p>
-      <w:pPr>
-        <w:pStyle w:val="Normal"/>
-        <w:numPr>
-          <w:ilvl w:val="0"/>
-          <w:numId w:val="0"/>
-        </w:numPr>
-        <w:ind w:left="0" w:hanging="0"/>
-        <w:outlineLvl w:val="0"/>
-        <w:rPr>
-          <w:rFonts w:ascii="Consolas" w:hAnsi="Consolas"/>
-          <w:sz w:val="13"/>
-          <w:szCs w:val="13"/>
-        </w:rPr>
-      </w:pPr>
-      <w:r>
-        <w:rPr>
-          <w:rFonts w:eastAsia="Courier 10 Pitch" w:cs="Iosevka" w:ascii="Consolas" w:hAnsi="Consolas"/>
-          <w:b w:val="false"/>
-          <w:bCs w:val="false"/>
-          <w:color w:val="auto"/>
-          <w:sz w:val="13"/>
-          <w:szCs w:val="13"/>
-          <w:lang w:val="es-ES"/>
-        </w:rPr>
         <w:t xml:space="preserve">   </w:t>
       </w:r>
       <w:r>
@@ -1658,11 +1448,7 @@
         </w:rPr>
       </w:pPr>
       <w:r>
-        <w:rPr>
-          <w:rFonts w:ascii="Consolas" w:hAnsi="Consolas"/>
-          <w:sz w:val="13"/>
-          <w:szCs w:val="13"/>
-        </w:rPr>
+        <w:rPr/>
       </w:r>
     </w:p>
     <w:sectPr>
@@ -1852,7 +1638,7 @@
     <w:pPr>
       <w:widowControl/>
       <w:suppressAutoHyphens w:val="true"/>
-      <w:overflowPunct w:val="true"/>
+      <w:overflowPunct w:val="false"/>
       <w:bidi w:val="0"/>
       <w:spacing w:before="0" w:after="0"/>
       <w:jc w:val="left"/>

--- a/Acordes(63x110mm)/Con mi Dios - Jesús A.R (Em).docx
+++ b/Acordes(63x110mm)/Con mi Dios - Jesús A.R (Em).docx
@@ -12,7 +12,8 @@
         <w:ind w:left="0" w:hanging="0"/>
         <w:outlineLvl w:val="0"/>
         <w:rPr>
-          <w:rFonts w:ascii="Consolas" w:hAnsi="Consolas"/>
+          <w:sz w:val="15"/>
+          <w:szCs w:val="15"/>
         </w:rPr>
       </w:pPr>
       <w:r>
@@ -21,8 +22,8 @@
           <w:b/>
           <w:bCs/>
           <w:color w:val="FF0000"/>
-          <w:sz w:val="18"/>
-          <w:szCs w:val="18"/>
+          <w:sz w:val="15"/>
+          <w:szCs w:val="15"/>
           <w:lang w:val="es-ES"/>
         </w:rPr>
         <w:t>Con mi Dios</w:t>
@@ -38,7 +39,8 @@
         <w:ind w:left="0" w:hanging="0"/>
         <w:outlineLvl w:val="0"/>
         <w:rPr>
-          <w:rFonts w:ascii="Consolas" w:hAnsi="Consolas"/>
+          <w:sz w:val="15"/>
+          <w:szCs w:val="15"/>
         </w:rPr>
       </w:pPr>
       <w:r>
@@ -47,8 +49,8 @@
           <w:b/>
           <w:bCs/>
           <w:color w:val="FF0000"/>
-          <w:sz w:val="18"/>
-          <w:szCs w:val="18"/>
+          <w:sz w:val="15"/>
+          <w:szCs w:val="15"/>
           <w:lang w:val="es-ES"/>
         </w:rPr>
         <w:t>Jesús Adrian Romero</w:t>
@@ -65,69 +67,10 @@
         <w:outlineLvl w:val="0"/>
         <w:rPr>
           <w:rFonts w:ascii="Consolas" w:hAnsi="Consolas"/>
-          <w:sz w:val="13"/>
-          <w:szCs w:val="13"/>
-        </w:rPr>
-      </w:pPr>
-      <w:r>
-        <w:rPr>
-          <w:rFonts w:eastAsia="Courier 10 Pitch" w:cs="Iosevka" w:ascii="Consolas" w:hAnsi="Consolas"/>
-          <w:b/>
-          <w:bCs/>
-          <w:color w:val="0070C0"/>
-          <w:sz w:val="13"/>
-          <w:szCs w:val="13"/>
-          <w:lang w:val="es-ES"/>
-        </w:rPr>
-        <w:t>INTRO x2</w:t>
-      </w:r>
-    </w:p>
-    <w:p>
-      <w:pPr>
-        <w:pStyle w:val="Normal"/>
-        <w:rPr>
-          <w:rFonts w:ascii="Consolas" w:hAnsi="Consolas"/>
-          <w:sz w:val="13"/>
-          <w:szCs w:val="13"/>
-        </w:rPr>
-      </w:pPr>
-      <w:r>
-        <w:rPr>
-          <w:rFonts w:eastAsia="Courier 10 Pitch" w:cs="Iosevka" w:ascii="Consolas" w:hAnsi="Consolas"/>
-          <w:b w:val="false"/>
-          <w:bCs w:val="false"/>
-          <w:color w:val="auto"/>
-          <w:sz w:val="13"/>
-          <w:szCs w:val="13"/>
-          <w:lang w:val="es-ES"/>
-        </w:rPr>
-        <w:t>Em D C D</w:t>
-      </w:r>
-    </w:p>
-    <w:p>
-      <w:pPr>
-        <w:pStyle w:val="Normal"/>
-        <w:rPr>
-          <w:rFonts w:ascii="Consolas" w:hAnsi="Consolas" w:eastAsia="Courier 10 Pitch" w:cs="Iosevka"/>
-          <w:b w:val="false"/>
-          <w:b w:val="false"/>
-          <w:bCs w:val="false"/>
-          <w:color w:val="auto"/>
-          <w:sz w:val="13"/>
-          <w:szCs w:val="13"/>
-          <w:lang w:val="es-ES"/>
-        </w:rPr>
-      </w:pPr>
-      <w:r>
-        <w:rPr>
-          <w:rFonts w:eastAsia="Courier 10 Pitch" w:cs="Iosevka" w:ascii="Consolas" w:hAnsi="Consolas"/>
-          <w:b w:val="false"/>
-          <w:bCs w:val="false"/>
-          <w:color w:val="auto"/>
-          <w:sz w:val="13"/>
-          <w:szCs w:val="13"/>
-          <w:lang w:val="es-ES"/>
-        </w:rPr>
+        </w:rPr>
+      </w:pPr>
+      <w:r>
+        <w:rPr/>
       </w:r>
     </w:p>
     <w:p>
@@ -155,301 +98,29 @@
           <w:szCs w:val="13"/>
           <w:lang w:val="es-ES"/>
         </w:rPr>
-        <w:t>VERSO</w:t>
-      </w:r>
-    </w:p>
-    <w:p>
-      <w:pPr>
-        <w:pStyle w:val="Normal"/>
-        <w:rPr>
-          <w:rFonts w:ascii="Consolas" w:hAnsi="Consolas"/>
-          <w:sz w:val="13"/>
-          <w:szCs w:val="13"/>
-        </w:rPr>
-      </w:pPr>
-      <w:r>
-        <w:rPr>
-          <w:rFonts w:eastAsia="Courier 10 Pitch" w:cs="Iosevka" w:ascii="Consolas" w:hAnsi="Consolas"/>
-          <w:b w:val="false"/>
-          <w:bCs w:val="false"/>
-          <w:color w:val="auto"/>
-          <w:sz w:val="13"/>
-          <w:szCs w:val="13"/>
-          <w:lang w:val="es-ES"/>
-        </w:rPr>
-        <w:t xml:space="preserve"> </w:t>
-      </w:r>
-      <w:r>
-        <w:rPr>
-          <w:rFonts w:eastAsia="Courier 10 Pitch" w:cs="Iosevka" w:ascii="Consolas" w:hAnsi="Consolas"/>
-          <w:b w:val="false"/>
-          <w:bCs w:val="false"/>
-          <w:color w:val="auto"/>
-          <w:sz w:val="13"/>
-          <w:szCs w:val="13"/>
-          <w:lang w:val="es-ES"/>
-        </w:rPr>
-        <w:t xml:space="preserve">Em             D           Em   </w:t>
-      </w:r>
-      <w:r>
-        <w:rPr>
-          <w:rFonts w:eastAsia="Courier 10 Pitch" w:cs="Iosevka" w:ascii="Consolas" w:hAnsi="Consolas"/>
-          <w:b w:val="false"/>
-          <w:bCs w:val="false"/>
-          <w:color w:val="auto"/>
-          <w:sz w:val="13"/>
-          <w:szCs w:val="13"/>
-          <w:lang w:val="es-ES"/>
-        </w:rPr>
-        <w:t>D</w:t>
-      </w:r>
-    </w:p>
-    <w:p>
-      <w:pPr>
-        <w:pStyle w:val="Normal"/>
-        <w:rPr>
-          <w:rFonts w:ascii="Consolas" w:hAnsi="Consolas"/>
-          <w:sz w:val="13"/>
-          <w:szCs w:val="13"/>
-        </w:rPr>
-      </w:pPr>
-      <w:r>
-        <w:rPr>
-          <w:rFonts w:eastAsia="Courier 10 Pitch" w:cs="Iosevka" w:ascii="Consolas" w:hAnsi="Consolas"/>
-          <w:b w:val="false"/>
-          <w:bCs w:val="false"/>
-          <w:color w:val="auto"/>
-          <w:sz w:val="13"/>
-          <w:szCs w:val="13"/>
-          <w:lang w:val="es-ES"/>
-        </w:rPr>
-        <w:t xml:space="preserve">Con mi Dios yo saltare los muros, </w:t>
-      </w:r>
-    </w:p>
-    <w:p>
-      <w:pPr>
-        <w:pStyle w:val="Normal"/>
-        <w:rPr>
-          <w:rFonts w:ascii="Consolas" w:hAnsi="Consolas"/>
-          <w:sz w:val="13"/>
-          <w:szCs w:val="13"/>
-        </w:rPr>
-      </w:pPr>
-      <w:r>
-        <w:rPr>
-          <w:rFonts w:eastAsia="Courier 10 Pitch" w:cs="Iosevka" w:ascii="Consolas" w:hAnsi="Consolas"/>
-          <w:b w:val="false"/>
-          <w:bCs w:val="false"/>
-          <w:color w:val="auto"/>
-          <w:sz w:val="13"/>
-          <w:szCs w:val="13"/>
-          <w:lang w:val="es-ES"/>
-        </w:rPr>
-        <w:t xml:space="preserve"> </w:t>
-      </w:r>
-      <w:r>
-        <w:rPr>
-          <w:rFonts w:eastAsia="Courier 10 Pitch" w:cs="Iosevka" w:ascii="Consolas" w:hAnsi="Consolas"/>
-          <w:b w:val="false"/>
-          <w:bCs w:val="false"/>
-          <w:color w:val="auto"/>
-          <w:sz w:val="13"/>
-          <w:szCs w:val="13"/>
-          <w:lang w:val="es-ES"/>
-        </w:rPr>
-        <w:t xml:space="preserve">Em           D               Em C D </w:t>
-      </w:r>
-    </w:p>
-    <w:p>
-      <w:pPr>
-        <w:pStyle w:val="Normal"/>
-        <w:rPr>
-          <w:rFonts w:ascii="Consolas" w:hAnsi="Consolas"/>
-          <w:sz w:val="13"/>
-          <w:szCs w:val="13"/>
-        </w:rPr>
-      </w:pPr>
-      <w:r>
-        <w:rPr>
-          <w:rFonts w:eastAsia="Courier 10 Pitch" w:cs="Iosevka" w:ascii="Consolas" w:hAnsi="Consolas"/>
-          <w:b w:val="false"/>
-          <w:bCs w:val="false"/>
-          <w:color w:val="auto"/>
-          <w:sz w:val="13"/>
-          <w:szCs w:val="13"/>
-          <w:lang w:val="es-ES"/>
-        </w:rPr>
-        <w:t xml:space="preserve">con mi Dios </w:t>
-      </w:r>
-      <w:r>
-        <w:rPr>
-          <w:rFonts w:eastAsia="Courier 10 Pitch" w:cs="Iosevka" w:ascii="Consolas" w:hAnsi="Consolas"/>
-          <w:b w:val="false"/>
-          <w:bCs w:val="false"/>
-          <w:color w:val="auto"/>
-          <w:sz w:val="13"/>
-          <w:szCs w:val="13"/>
-        </w:rPr>
-        <w:t xml:space="preserve">ejércitos </w:t>
-      </w:r>
-      <w:r>
-        <w:rPr>
-          <w:rFonts w:eastAsia="Courier 10 Pitch" w:cs="Iosevka" w:ascii="Consolas" w:hAnsi="Consolas"/>
-          <w:b w:val="false"/>
-          <w:bCs w:val="false"/>
-          <w:color w:val="auto"/>
-          <w:sz w:val="13"/>
-          <w:szCs w:val="13"/>
-        </w:rPr>
-        <w:t>d</w:t>
-      </w:r>
-      <w:r>
-        <w:rPr>
-          <w:rFonts w:eastAsia="Courier 10 Pitch" w:cs="Iosevka" w:ascii="Consolas" w:hAnsi="Consolas"/>
-          <w:b w:val="false"/>
-          <w:bCs w:val="false"/>
-          <w:color w:val="auto"/>
-          <w:sz w:val="13"/>
-          <w:szCs w:val="13"/>
-          <w:lang w:val="es-ES"/>
-        </w:rPr>
-        <w:t>erribare</w:t>
-      </w:r>
-    </w:p>
-    <w:p>
-      <w:pPr>
-        <w:pStyle w:val="Normal"/>
-        <w:rPr>
-          <w:rFonts w:ascii="Consolas" w:hAnsi="Consolas"/>
-          <w:sz w:val="13"/>
-          <w:szCs w:val="13"/>
-        </w:rPr>
-      </w:pPr>
-      <w:r>
-        <w:rPr>
-          <w:rFonts w:eastAsia="Courier 10 Pitch" w:cs="Iosevka" w:ascii="Consolas" w:hAnsi="Consolas"/>
-          <w:b w:val="false"/>
-          <w:bCs w:val="false"/>
-          <w:color w:val="auto"/>
-          <w:sz w:val="13"/>
-          <w:szCs w:val="13"/>
-          <w:lang w:val="es-ES"/>
-        </w:rPr>
-        <w:t xml:space="preserve"> </w:t>
-      </w:r>
-      <w:r>
-        <w:rPr>
-          <w:rFonts w:eastAsia="Courier 10 Pitch" w:cs="Iosevka" w:ascii="Consolas" w:hAnsi="Consolas"/>
-          <w:b w:val="false"/>
-          <w:bCs w:val="false"/>
-          <w:color w:val="auto"/>
-          <w:sz w:val="13"/>
-          <w:szCs w:val="13"/>
-          <w:lang w:val="es-ES"/>
-        </w:rPr>
-        <w:t xml:space="preserve">Em             D           Em </w:t>
-      </w:r>
-    </w:p>
-    <w:p>
-      <w:pPr>
-        <w:pStyle w:val="Normal"/>
-        <w:rPr>
-          <w:rFonts w:ascii="Consolas" w:hAnsi="Consolas"/>
-          <w:sz w:val="13"/>
-          <w:szCs w:val="13"/>
-        </w:rPr>
-      </w:pPr>
-      <w:r>
-        <w:rPr>
-          <w:rFonts w:eastAsia="Courier 10 Pitch" w:cs="Iosevka" w:ascii="Consolas" w:hAnsi="Consolas"/>
-          <w:b w:val="false"/>
-          <w:bCs w:val="false"/>
-          <w:color w:val="auto"/>
-          <w:sz w:val="13"/>
-          <w:szCs w:val="13"/>
-          <w:lang w:val="es-ES"/>
-        </w:rPr>
-        <w:t>Con mi Dios yo saltare los muros,</w:t>
-      </w:r>
-    </w:p>
-    <w:p>
-      <w:pPr>
-        <w:pStyle w:val="Normal"/>
-        <w:rPr>
-          <w:rFonts w:ascii="Consolas" w:hAnsi="Consolas"/>
-          <w:sz w:val="13"/>
-          <w:szCs w:val="13"/>
-        </w:rPr>
-      </w:pPr>
-      <w:r>
-        <w:rPr>
-          <w:rFonts w:eastAsia="Courier 10 Pitch" w:cs="Iosevka" w:ascii="Consolas" w:hAnsi="Consolas"/>
-          <w:b w:val="false"/>
-          <w:bCs w:val="false"/>
-          <w:color w:val="auto"/>
-          <w:sz w:val="13"/>
-          <w:szCs w:val="13"/>
-          <w:lang w:val="es-ES"/>
-        </w:rPr>
-        <w:t xml:space="preserve"> </w:t>
-      </w:r>
-      <w:r>
-        <w:rPr>
-          <w:rFonts w:eastAsia="Courier 10 Pitch" w:cs="Iosevka" w:ascii="Consolas" w:hAnsi="Consolas"/>
-          <w:b w:val="false"/>
-          <w:bCs w:val="false"/>
-          <w:color w:val="auto"/>
-          <w:sz w:val="13"/>
-          <w:szCs w:val="13"/>
-          <w:lang w:val="es-ES"/>
-        </w:rPr>
-        <w:t xml:space="preserve">Em           D               Em C D </w:t>
-      </w:r>
-    </w:p>
-    <w:p>
-      <w:pPr>
-        <w:pStyle w:val="Normal"/>
-        <w:rPr>
-          <w:rFonts w:ascii="Consolas" w:hAnsi="Consolas"/>
-          <w:sz w:val="13"/>
-          <w:szCs w:val="13"/>
-        </w:rPr>
-      </w:pPr>
-      <w:r>
-        <w:rPr>
-          <w:rFonts w:eastAsia="Courier 10 Pitch" w:cs="Iosevka" w:ascii="Consolas" w:hAnsi="Consolas"/>
-          <w:b w:val="false"/>
-          <w:bCs w:val="false"/>
-          <w:color w:val="auto"/>
-          <w:sz w:val="13"/>
-          <w:szCs w:val="13"/>
-          <w:lang w:val="es-ES"/>
-        </w:rPr>
-        <w:t xml:space="preserve">con mi Dios ejércitos </w:t>
-      </w:r>
-      <w:r>
-        <w:rPr>
-          <w:rFonts w:eastAsia="Courier 10 Pitch" w:cs="Iosevka" w:ascii="Consolas" w:hAnsi="Consolas"/>
-          <w:b w:val="false"/>
-          <w:bCs w:val="false"/>
-          <w:color w:val="auto"/>
-          <w:sz w:val="13"/>
-          <w:szCs w:val="13"/>
-          <w:lang w:val="es-ES"/>
-        </w:rPr>
-        <w:t>d</w:t>
-      </w:r>
-      <w:r>
-        <w:rPr>
-          <w:rFonts w:eastAsia="Courier 10 Pitch" w:cs="Iosevka" w:ascii="Consolas" w:hAnsi="Consolas"/>
-          <w:b w:val="false"/>
-          <w:bCs w:val="false"/>
-          <w:color w:val="auto"/>
-          <w:sz w:val="13"/>
-          <w:szCs w:val="13"/>
-          <w:lang w:val="es-ES"/>
-        </w:rPr>
-        <w:t>erribare</w:t>
+        <w:t>INTRO x2</w:t>
+      </w:r>
+    </w:p>
+    <w:p>
+      <w:pPr>
+        <w:pStyle w:val="Normal"/>
+        <w:rPr>
+          <w:rFonts w:ascii="Consolas" w:hAnsi="Consolas"/>
+          <w:sz w:val="13"/>
+          <w:szCs w:val="13"/>
+        </w:rPr>
+      </w:pPr>
+      <w:r>
+        <w:rPr>
+          <w:rFonts w:eastAsia="Courier 10 Pitch" w:cs="Iosevka" w:ascii="Consolas" w:hAnsi="Consolas"/>
+          <w:b w:val="false"/>
+          <w:bCs w:val="false"/>
+          <w:color w:val="auto"/>
+          <w:sz w:val="13"/>
+          <w:szCs w:val="13"/>
+          <w:lang w:val="es-ES"/>
+        </w:rPr>
+        <w:t>Em D C D</w:t>
       </w:r>
     </w:p>
     <w:p>
@@ -503,165 +174,327 @@
           <w:szCs w:val="13"/>
           <w:lang w:val="es-ES"/>
         </w:rPr>
-        <w:t>CORO</w:t>
-      </w:r>
-    </w:p>
-    <w:p>
-      <w:pPr>
-        <w:pStyle w:val="Normal"/>
-        <w:rPr>
-          <w:rFonts w:ascii="Consolas" w:hAnsi="Consolas"/>
-          <w:sz w:val="13"/>
-          <w:szCs w:val="13"/>
-        </w:rPr>
-      </w:pPr>
-      <w:r>
-        <w:rPr>
-          <w:rFonts w:eastAsia="Courier 10 Pitch" w:cs="Iosevka" w:ascii="Consolas" w:hAnsi="Consolas"/>
-          <w:b w:val="false"/>
-          <w:bCs w:val="false"/>
-          <w:color w:val="auto"/>
-          <w:sz w:val="13"/>
-          <w:szCs w:val="13"/>
-          <w:lang w:val="es-ES"/>
-        </w:rPr>
-        <w:t>G                D               Em</w:t>
-      </w:r>
-    </w:p>
-    <w:p>
-      <w:pPr>
-        <w:pStyle w:val="Normal"/>
-        <w:rPr>
-          <w:rFonts w:ascii="Consolas" w:hAnsi="Consolas"/>
-          <w:sz w:val="13"/>
-          <w:szCs w:val="13"/>
-        </w:rPr>
-      </w:pPr>
-      <w:r>
-        <w:rPr>
-          <w:rFonts w:eastAsia="Courier 10 Pitch" w:cs="Iosevka" w:ascii="Consolas" w:hAnsi="Consolas"/>
-          <w:b w:val="false"/>
-          <w:bCs w:val="false"/>
-          <w:color w:val="auto"/>
-          <w:sz w:val="13"/>
-          <w:szCs w:val="13"/>
-          <w:lang w:val="es-ES"/>
-        </w:rPr>
-        <w:t>El adiestra mis manos para la batalla</w:t>
-      </w:r>
-    </w:p>
-    <w:p>
-      <w:pPr>
-        <w:pStyle w:val="Normal"/>
-        <w:rPr>
-          <w:rFonts w:ascii="Consolas" w:hAnsi="Consolas"/>
-          <w:sz w:val="13"/>
-          <w:szCs w:val="13"/>
-        </w:rPr>
-      </w:pPr>
-      <w:r>
-        <w:rPr>
-          <w:rFonts w:eastAsia="Courier 10 Pitch" w:cs="Iosevka" w:ascii="Consolas" w:hAnsi="Consolas"/>
-          <w:b w:val="false"/>
-          <w:bCs w:val="false"/>
-          <w:color w:val="auto"/>
-          <w:sz w:val="13"/>
-          <w:szCs w:val="13"/>
-          <w:lang w:val="es-ES"/>
-        </w:rPr>
-        <w:t>D                                     Em</w:t>
-      </w:r>
-    </w:p>
-    <w:p>
-      <w:pPr>
-        <w:pStyle w:val="Normal"/>
-        <w:rPr>
-          <w:rFonts w:ascii="Consolas" w:hAnsi="Consolas"/>
-          <w:sz w:val="13"/>
-          <w:szCs w:val="13"/>
-        </w:rPr>
-      </w:pPr>
-      <w:r>
-        <w:rPr>
-          <w:rFonts w:eastAsia="Courier 10 Pitch" w:cs="Iosevka" w:ascii="Consolas" w:hAnsi="Consolas"/>
-          <w:b w:val="false"/>
-          <w:bCs w:val="false"/>
-          <w:color w:val="auto"/>
-          <w:sz w:val="13"/>
-          <w:szCs w:val="13"/>
-          <w:lang w:val="es-ES"/>
-        </w:rPr>
-        <w:t xml:space="preserve">puedo tomar con mis manos </w:t>
-      </w:r>
-      <w:r>
-        <w:rPr>
-          <w:rFonts w:eastAsia="Courier 10 Pitch" w:cs="Iosevka" w:ascii="Consolas" w:hAnsi="Consolas"/>
-          <w:b w:val="false"/>
-          <w:bCs w:val="false"/>
-          <w:color w:val="auto"/>
-          <w:sz w:val="13"/>
-          <w:szCs w:val="13"/>
-          <w:lang w:val="es-ES"/>
-        </w:rPr>
-        <w:t>e</w:t>
-      </w:r>
-      <w:r>
-        <w:rPr>
-          <w:rFonts w:eastAsia="Courier 10 Pitch" w:cs="Iosevka" w:ascii="Consolas" w:hAnsi="Consolas"/>
-          <w:b w:val="false"/>
-          <w:bCs w:val="false"/>
-          <w:color w:val="auto"/>
-          <w:sz w:val="13"/>
-          <w:szCs w:val="13"/>
-          <w:lang w:val="es-ES"/>
-        </w:rPr>
-        <w:t xml:space="preserve">l arco de bronce                </w:t>
-      </w:r>
-      <w:r>
-        <w:rPr>
-          <w:rFonts w:eastAsia="Courier 10 Pitch" w:cs="Iosevka" w:ascii="Consolas" w:hAnsi="Consolas"/>
-          <w:b w:val="false"/>
-          <w:bCs w:val="false"/>
-          <w:color w:val="auto"/>
-          <w:sz w:val="13"/>
-          <w:szCs w:val="13"/>
-          <w:lang w:val="es-ES"/>
-        </w:rPr>
-        <w:t xml:space="preserve">D                 </w:t>
-      </w:r>
-      <w:r>
-        <w:rPr>
-          <w:rFonts w:eastAsia="Courier 10 Pitch" w:cs="Iosevka" w:ascii="Consolas" w:hAnsi="Consolas"/>
-          <w:b w:val="false"/>
-          <w:bCs w:val="false"/>
-          <w:color w:val="auto"/>
-          <w:sz w:val="13"/>
-          <w:szCs w:val="13"/>
-          <w:lang w:val="es-ES"/>
-        </w:rPr>
-        <w:t>G</w:t>
-      </w:r>
-    </w:p>
-    <w:p>
-      <w:pPr>
-        <w:pStyle w:val="Normal"/>
-        <w:rPr>
-          <w:rFonts w:ascii="Consolas" w:hAnsi="Consolas"/>
-          <w:sz w:val="13"/>
-          <w:szCs w:val="13"/>
-        </w:rPr>
-      </w:pPr>
-      <w:r>
-        <w:rPr>
-          <w:rFonts w:eastAsia="Courier 10 Pitch" w:cs="Iosevka" w:ascii="Consolas" w:hAnsi="Consolas"/>
-          <w:b w:val="false"/>
-          <w:bCs w:val="false"/>
-          <w:color w:val="auto"/>
-          <w:sz w:val="13"/>
-          <w:szCs w:val="13"/>
-          <w:lang w:val="es-ES"/>
-        </w:rPr>
-        <w:t>El es escudo, la roca mía,</w:t>
+        <w:t>VERSO</w:t>
+      </w:r>
+    </w:p>
+    <w:p>
+      <w:pPr>
+        <w:pStyle w:val="Normal"/>
+        <w:rPr>
+          <w:rFonts w:ascii="Consolas" w:hAnsi="Consolas"/>
+          <w:sz w:val="13"/>
+          <w:szCs w:val="13"/>
+        </w:rPr>
+      </w:pPr>
+      <w:r>
+        <w:rPr>
+          <w:rFonts w:eastAsia="Courier 10 Pitch" w:cs="Iosevka" w:ascii="Consolas" w:hAnsi="Consolas"/>
+          <w:b w:val="false"/>
+          <w:bCs w:val="false"/>
+          <w:color w:val="auto"/>
+          <w:sz w:val="13"/>
+          <w:szCs w:val="13"/>
+          <w:lang w:val="es-ES"/>
+        </w:rPr>
+        <w:t xml:space="preserve"> </w:t>
+      </w:r>
+      <w:r>
+        <w:rPr>
+          <w:rFonts w:eastAsia="Courier 10 Pitch" w:cs="Iosevka" w:ascii="Consolas" w:hAnsi="Consolas"/>
+          <w:b w:val="false"/>
+          <w:bCs w:val="false"/>
+          <w:color w:val="auto"/>
+          <w:sz w:val="13"/>
+          <w:szCs w:val="13"/>
+          <w:lang w:val="es-ES"/>
+        </w:rPr>
+        <w:t xml:space="preserve">Em             D           Em   </w:t>
+      </w:r>
+      <w:r>
+        <w:rPr>
+          <w:rFonts w:eastAsia="Courier 10 Pitch" w:cs="Iosevka" w:ascii="Consolas" w:hAnsi="Consolas"/>
+          <w:b w:val="false"/>
+          <w:bCs w:val="false"/>
+          <w:color w:val="auto"/>
+          <w:sz w:val="13"/>
+          <w:szCs w:val="13"/>
+          <w:lang w:val="es-ES"/>
+        </w:rPr>
+        <w:t>D</w:t>
+      </w:r>
+    </w:p>
+    <w:p>
+      <w:pPr>
+        <w:pStyle w:val="Normal"/>
+        <w:rPr>
+          <w:rFonts w:ascii="Consolas" w:hAnsi="Consolas"/>
+          <w:sz w:val="13"/>
+          <w:szCs w:val="13"/>
+        </w:rPr>
+      </w:pPr>
+      <w:r>
+        <w:rPr>
+          <w:rFonts w:eastAsia="Courier 10 Pitch" w:cs="Iosevka" w:ascii="Consolas" w:hAnsi="Consolas"/>
+          <w:b w:val="false"/>
+          <w:bCs w:val="false"/>
+          <w:color w:val="auto"/>
+          <w:sz w:val="13"/>
+          <w:szCs w:val="13"/>
+          <w:lang w:val="es-ES"/>
+        </w:rPr>
+        <w:t xml:space="preserve">Con mi Dios yo saltare los muros, </w:t>
+      </w:r>
+    </w:p>
+    <w:p>
+      <w:pPr>
+        <w:pStyle w:val="Normal"/>
+        <w:rPr>
+          <w:rFonts w:ascii="Consolas" w:hAnsi="Consolas"/>
+          <w:sz w:val="13"/>
+          <w:szCs w:val="13"/>
+        </w:rPr>
+      </w:pPr>
+      <w:r>
+        <w:rPr>
+          <w:rFonts w:eastAsia="Courier 10 Pitch" w:cs="Iosevka" w:ascii="Consolas" w:hAnsi="Consolas"/>
+          <w:b w:val="false"/>
+          <w:bCs w:val="false"/>
+          <w:color w:val="auto"/>
+          <w:sz w:val="13"/>
+          <w:szCs w:val="13"/>
+          <w:lang w:val="es-ES"/>
+        </w:rPr>
+        <w:t xml:space="preserve"> </w:t>
+      </w:r>
+      <w:r>
+        <w:rPr>
+          <w:rFonts w:eastAsia="Courier 10 Pitch" w:cs="Iosevka" w:ascii="Consolas" w:hAnsi="Consolas"/>
+          <w:b w:val="false"/>
+          <w:bCs w:val="false"/>
+          <w:color w:val="auto"/>
+          <w:sz w:val="13"/>
+          <w:szCs w:val="13"/>
+          <w:lang w:val="es-ES"/>
+        </w:rPr>
+        <w:t xml:space="preserve">Em           D               Em C D </w:t>
+      </w:r>
+    </w:p>
+    <w:p>
+      <w:pPr>
+        <w:pStyle w:val="Normal"/>
+        <w:rPr>
+          <w:rFonts w:ascii="Consolas" w:hAnsi="Consolas"/>
+          <w:sz w:val="13"/>
+          <w:szCs w:val="13"/>
+        </w:rPr>
+      </w:pPr>
+      <w:r>
+        <w:rPr>
+          <w:rFonts w:eastAsia="Courier 10 Pitch" w:cs="Iosevka" w:ascii="Consolas" w:hAnsi="Consolas"/>
+          <w:b w:val="false"/>
+          <w:bCs w:val="false"/>
+          <w:color w:val="auto"/>
+          <w:sz w:val="13"/>
+          <w:szCs w:val="13"/>
+          <w:lang w:val="es-ES"/>
+        </w:rPr>
+        <w:t xml:space="preserve">con mi Dios </w:t>
+      </w:r>
+      <w:r>
+        <w:rPr>
+          <w:rFonts w:eastAsia="Courier 10 Pitch" w:cs="Iosevka" w:ascii="Consolas" w:hAnsi="Consolas"/>
+          <w:b w:val="false"/>
+          <w:bCs w:val="false"/>
+          <w:color w:val="auto"/>
+          <w:sz w:val="13"/>
+          <w:szCs w:val="13"/>
+        </w:rPr>
+        <w:t xml:space="preserve">ejércitos </w:t>
+      </w:r>
+      <w:r>
+        <w:rPr>
+          <w:rFonts w:eastAsia="Courier 10 Pitch" w:cs="Iosevka" w:ascii="Consolas" w:hAnsi="Consolas"/>
+          <w:b w:val="false"/>
+          <w:bCs w:val="false"/>
+          <w:color w:val="auto"/>
+          <w:sz w:val="13"/>
+          <w:szCs w:val="13"/>
+        </w:rPr>
+        <w:t>d</w:t>
+      </w:r>
+      <w:r>
+        <w:rPr>
+          <w:rFonts w:eastAsia="Courier 10 Pitch" w:cs="Iosevka" w:ascii="Consolas" w:hAnsi="Consolas"/>
+          <w:b w:val="false"/>
+          <w:bCs w:val="false"/>
+          <w:color w:val="auto"/>
+          <w:sz w:val="13"/>
+          <w:szCs w:val="13"/>
+          <w:lang w:val="es-ES"/>
+        </w:rPr>
+        <w:t>erribare</w:t>
+      </w:r>
+    </w:p>
+    <w:p>
+      <w:pPr>
+        <w:pStyle w:val="Normal"/>
+        <w:rPr>
+          <w:rFonts w:ascii="Consolas" w:hAnsi="Consolas"/>
+          <w:sz w:val="13"/>
+          <w:szCs w:val="13"/>
+        </w:rPr>
+      </w:pPr>
+      <w:r>
+        <w:rPr>
+          <w:rFonts w:eastAsia="Courier 10 Pitch" w:cs="Iosevka" w:ascii="Consolas" w:hAnsi="Consolas"/>
+          <w:b w:val="false"/>
+          <w:bCs w:val="false"/>
+          <w:color w:val="auto"/>
+          <w:sz w:val="13"/>
+          <w:szCs w:val="13"/>
+          <w:lang w:val="es-ES"/>
+        </w:rPr>
+        <w:t xml:space="preserve"> </w:t>
+      </w:r>
+      <w:r>
+        <w:rPr>
+          <w:rFonts w:eastAsia="Courier 10 Pitch" w:cs="Iosevka" w:ascii="Consolas" w:hAnsi="Consolas"/>
+          <w:b w:val="false"/>
+          <w:bCs w:val="false"/>
+          <w:color w:val="auto"/>
+          <w:sz w:val="13"/>
+          <w:szCs w:val="13"/>
+          <w:lang w:val="es-ES"/>
+        </w:rPr>
+        <w:t xml:space="preserve">Em             D           Em </w:t>
+      </w:r>
+    </w:p>
+    <w:p>
+      <w:pPr>
+        <w:pStyle w:val="Normal"/>
+        <w:rPr>
+          <w:rFonts w:ascii="Consolas" w:hAnsi="Consolas"/>
+          <w:sz w:val="13"/>
+          <w:szCs w:val="13"/>
+        </w:rPr>
+      </w:pPr>
+      <w:r>
+        <w:rPr>
+          <w:rFonts w:eastAsia="Courier 10 Pitch" w:cs="Iosevka" w:ascii="Consolas" w:hAnsi="Consolas"/>
+          <w:b w:val="false"/>
+          <w:bCs w:val="false"/>
+          <w:color w:val="auto"/>
+          <w:sz w:val="13"/>
+          <w:szCs w:val="13"/>
+          <w:lang w:val="es-ES"/>
+        </w:rPr>
+        <w:t>Con mi Dios yo saltare los muros,</w:t>
+      </w:r>
+    </w:p>
+    <w:p>
+      <w:pPr>
+        <w:pStyle w:val="Normal"/>
+        <w:rPr>
+          <w:rFonts w:ascii="Consolas" w:hAnsi="Consolas"/>
+          <w:sz w:val="13"/>
+          <w:szCs w:val="13"/>
+        </w:rPr>
+      </w:pPr>
+      <w:r>
+        <w:rPr>
+          <w:rFonts w:eastAsia="Courier 10 Pitch" w:cs="Iosevka" w:ascii="Consolas" w:hAnsi="Consolas"/>
+          <w:b w:val="false"/>
+          <w:bCs w:val="false"/>
+          <w:color w:val="auto"/>
+          <w:sz w:val="13"/>
+          <w:szCs w:val="13"/>
+          <w:lang w:val="es-ES"/>
+        </w:rPr>
+        <w:t xml:space="preserve"> </w:t>
+      </w:r>
+      <w:r>
+        <w:rPr>
+          <w:rFonts w:eastAsia="Courier 10 Pitch" w:cs="Iosevka" w:ascii="Consolas" w:hAnsi="Consolas"/>
+          <w:b w:val="false"/>
+          <w:bCs w:val="false"/>
+          <w:color w:val="auto"/>
+          <w:sz w:val="13"/>
+          <w:szCs w:val="13"/>
+          <w:lang w:val="es-ES"/>
+        </w:rPr>
+        <w:t xml:space="preserve">Em           D               Em C D </w:t>
+      </w:r>
+    </w:p>
+    <w:p>
+      <w:pPr>
+        <w:pStyle w:val="Normal"/>
+        <w:rPr>
+          <w:rFonts w:ascii="Consolas" w:hAnsi="Consolas"/>
+          <w:sz w:val="13"/>
+          <w:szCs w:val="13"/>
+        </w:rPr>
+      </w:pPr>
+      <w:r>
+        <w:rPr>
+          <w:rFonts w:eastAsia="Courier 10 Pitch" w:cs="Iosevka" w:ascii="Consolas" w:hAnsi="Consolas"/>
+          <w:b w:val="false"/>
+          <w:bCs w:val="false"/>
+          <w:color w:val="auto"/>
+          <w:sz w:val="13"/>
+          <w:szCs w:val="13"/>
+          <w:lang w:val="es-ES"/>
+        </w:rPr>
+        <w:t xml:space="preserve">con mi Dios ejércitos </w:t>
+      </w:r>
+      <w:r>
+        <w:rPr>
+          <w:rFonts w:eastAsia="Courier 10 Pitch" w:cs="Iosevka" w:ascii="Consolas" w:hAnsi="Consolas"/>
+          <w:b w:val="false"/>
+          <w:bCs w:val="false"/>
+          <w:color w:val="auto"/>
+          <w:sz w:val="13"/>
+          <w:szCs w:val="13"/>
+          <w:lang w:val="es-ES"/>
+        </w:rPr>
+        <w:t>d</w:t>
+      </w:r>
+      <w:r>
+        <w:rPr>
+          <w:rFonts w:eastAsia="Courier 10 Pitch" w:cs="Iosevka" w:ascii="Consolas" w:hAnsi="Consolas"/>
+          <w:b w:val="false"/>
+          <w:bCs w:val="false"/>
+          <w:color w:val="auto"/>
+          <w:sz w:val="13"/>
+          <w:szCs w:val="13"/>
+          <w:lang w:val="es-ES"/>
+        </w:rPr>
+        <w:t>erribare</w:t>
+      </w:r>
+    </w:p>
+    <w:p>
+      <w:pPr>
+        <w:pStyle w:val="Normal"/>
+        <w:rPr>
+          <w:rFonts w:ascii="Consolas" w:hAnsi="Consolas" w:eastAsia="Courier 10 Pitch" w:cs="Iosevka"/>
+          <w:b w:val="false"/>
+          <w:b w:val="false"/>
+          <w:bCs w:val="false"/>
+          <w:color w:val="auto"/>
+          <w:sz w:val="13"/>
+          <w:szCs w:val="13"/>
+          <w:lang w:val="es-ES"/>
+        </w:rPr>
+      </w:pPr>
+      <w:r>
+        <w:rPr>
+          <w:rFonts w:eastAsia="Courier 10 Pitch" w:cs="Iosevka" w:ascii="Consolas" w:hAnsi="Consolas"/>
+          <w:b w:val="false"/>
+          <w:bCs w:val="false"/>
+          <w:color w:val="auto"/>
+          <w:sz w:val="13"/>
+          <w:szCs w:val="13"/>
+          <w:lang w:val="es-ES"/>
+        </w:rPr>
       </w:r>
     </w:p>
     <w:p>
@@ -682,36 +515,172 @@
       <w:r>
         <w:rPr>
           <w:rFonts w:eastAsia="Courier 10 Pitch" w:cs="Iosevka" w:ascii="Consolas" w:hAnsi="Consolas"/>
-          <w:b w:val="false"/>
-          <w:bCs w:val="false"/>
-          <w:color w:val="auto"/>
-          <w:sz w:val="13"/>
-          <w:szCs w:val="13"/>
-          <w:lang w:val="es-ES"/>
-        </w:rPr>
-        <w:t>D                      G</w:t>
-      </w:r>
-    </w:p>
-    <w:p>
-      <w:pPr>
-        <w:pStyle w:val="Normal"/>
-        <w:rPr>
-          <w:rFonts w:ascii="Consolas" w:hAnsi="Consolas"/>
-          <w:sz w:val="13"/>
-          <w:szCs w:val="13"/>
-        </w:rPr>
-      </w:pPr>
-      <w:r>
-        <w:rPr>
-          <w:rFonts w:eastAsia="Courier 10 Pitch" w:cs="Iosevka" w:ascii="Consolas" w:hAnsi="Consolas"/>
-          <w:b w:val="false"/>
-          <w:bCs w:val="false"/>
-          <w:color w:val="auto"/>
-          <w:sz w:val="13"/>
-          <w:szCs w:val="13"/>
-          <w:lang w:val="es-ES"/>
-        </w:rPr>
-        <w:t>El es la fuerza de mi salvación</w:t>
+          <w:b/>
+          <w:bCs/>
+          <w:color w:val="0070C0"/>
+          <w:sz w:val="13"/>
+          <w:szCs w:val="13"/>
+          <w:lang w:val="es-ES"/>
+        </w:rPr>
+        <w:t>CORO</w:t>
+      </w:r>
+    </w:p>
+    <w:p>
+      <w:pPr>
+        <w:pStyle w:val="Normal"/>
+        <w:rPr>
+          <w:rFonts w:ascii="Consolas" w:hAnsi="Consolas"/>
+          <w:sz w:val="13"/>
+          <w:szCs w:val="13"/>
+        </w:rPr>
+      </w:pPr>
+      <w:r>
+        <w:rPr>
+          <w:rFonts w:eastAsia="Courier 10 Pitch" w:cs="Iosevka" w:ascii="Consolas" w:hAnsi="Consolas"/>
+          <w:b w:val="false"/>
+          <w:bCs w:val="false"/>
+          <w:color w:val="auto"/>
+          <w:sz w:val="13"/>
+          <w:szCs w:val="13"/>
+          <w:lang w:val="es-ES"/>
+        </w:rPr>
+        <w:t>G                D               Em</w:t>
+      </w:r>
+    </w:p>
+    <w:p>
+      <w:pPr>
+        <w:pStyle w:val="Normal"/>
+        <w:rPr>
+          <w:rFonts w:ascii="Consolas" w:hAnsi="Consolas"/>
+          <w:sz w:val="13"/>
+          <w:szCs w:val="13"/>
+        </w:rPr>
+      </w:pPr>
+      <w:r>
+        <w:rPr>
+          <w:rFonts w:eastAsia="Courier 10 Pitch" w:cs="Iosevka" w:ascii="Consolas" w:hAnsi="Consolas"/>
+          <w:b w:val="false"/>
+          <w:bCs w:val="false"/>
+          <w:color w:val="auto"/>
+          <w:sz w:val="13"/>
+          <w:szCs w:val="13"/>
+          <w:lang w:val="es-ES"/>
+        </w:rPr>
+        <w:t>El adiestra mis manos para la batalla</w:t>
+      </w:r>
+    </w:p>
+    <w:p>
+      <w:pPr>
+        <w:pStyle w:val="Normal"/>
+        <w:rPr>
+          <w:rFonts w:ascii="Consolas" w:hAnsi="Consolas"/>
+          <w:sz w:val="13"/>
+          <w:szCs w:val="13"/>
+        </w:rPr>
+      </w:pPr>
+      <w:r>
+        <w:rPr>
+          <w:rFonts w:eastAsia="Courier 10 Pitch" w:cs="Iosevka" w:ascii="Consolas" w:hAnsi="Consolas"/>
+          <w:b w:val="false"/>
+          <w:bCs w:val="false"/>
+          <w:color w:val="auto"/>
+          <w:sz w:val="13"/>
+          <w:szCs w:val="13"/>
+          <w:lang w:val="es-ES"/>
+        </w:rPr>
+        <w:t xml:space="preserve">D                                     Em </w:t>
+      </w:r>
+    </w:p>
+    <w:p>
+      <w:pPr>
+        <w:pStyle w:val="Normal"/>
+        <w:rPr>
+          <w:rFonts w:ascii="Consolas" w:hAnsi="Consolas"/>
+          <w:sz w:val="13"/>
+          <w:szCs w:val="13"/>
+        </w:rPr>
+      </w:pPr>
+      <w:r>
+        <w:rPr>
+          <w:rFonts w:eastAsia="Courier 10 Pitch" w:cs="Iosevka" w:ascii="Consolas" w:hAnsi="Consolas"/>
+          <w:b w:val="false"/>
+          <w:bCs w:val="false"/>
+          <w:color w:val="auto"/>
+          <w:sz w:val="13"/>
+          <w:szCs w:val="13"/>
+          <w:lang w:val="es-ES"/>
+        </w:rPr>
+        <w:t xml:space="preserve">puedo tomar con mis manos </w:t>
+      </w:r>
+      <w:r>
+        <w:rPr>
+          <w:rFonts w:eastAsia="Courier 10 Pitch" w:cs="Iosevka" w:ascii="Consolas" w:hAnsi="Consolas"/>
+          <w:b w:val="false"/>
+          <w:bCs w:val="false"/>
+          <w:color w:val="auto"/>
+          <w:sz w:val="13"/>
+          <w:szCs w:val="13"/>
+          <w:lang w:val="es-ES"/>
+        </w:rPr>
+        <w:t>e</w:t>
+      </w:r>
+      <w:r>
+        <w:rPr>
+          <w:rFonts w:eastAsia="Courier 10 Pitch" w:cs="Iosevka" w:ascii="Consolas" w:hAnsi="Consolas"/>
+          <w:b w:val="false"/>
+          <w:bCs w:val="false"/>
+          <w:color w:val="auto"/>
+          <w:sz w:val="13"/>
+          <w:szCs w:val="13"/>
+          <w:lang w:val="es-ES"/>
+        </w:rPr>
+        <w:t xml:space="preserve">l arco de bronce                </w:t>
+      </w:r>
+      <w:r>
+        <w:rPr>
+          <w:rFonts w:eastAsia="Courier 10 Pitch" w:cs="Iosevka" w:ascii="Consolas" w:hAnsi="Consolas"/>
+          <w:b w:val="false"/>
+          <w:bCs w:val="false"/>
+          <w:color w:val="auto"/>
+          <w:sz w:val="13"/>
+          <w:szCs w:val="13"/>
+          <w:lang w:val="es-ES"/>
+        </w:rPr>
+        <w:t xml:space="preserve">D                 </w:t>
+      </w:r>
+      <w:r>
+        <w:rPr>
+          <w:rFonts w:eastAsia="Courier 10 Pitch" w:cs="Iosevka" w:ascii="Consolas" w:hAnsi="Consolas"/>
+          <w:b w:val="false"/>
+          <w:bCs w:val="false"/>
+          <w:color w:val="auto"/>
+          <w:sz w:val="13"/>
+          <w:szCs w:val="13"/>
+          <w:lang w:val="es-ES"/>
+        </w:rPr>
+        <w:t>G</w:t>
+      </w:r>
+    </w:p>
+    <w:p>
+      <w:pPr>
+        <w:pStyle w:val="Normal"/>
+        <w:rPr>
+          <w:rFonts w:ascii="Consolas" w:hAnsi="Consolas"/>
+          <w:sz w:val="13"/>
+          <w:szCs w:val="13"/>
+        </w:rPr>
+      </w:pPr>
+      <w:r>
+        <w:rPr>
+          <w:rFonts w:eastAsia="Courier 10 Pitch" w:cs="Iosevka" w:ascii="Consolas" w:hAnsi="Consolas"/>
+          <w:b w:val="false"/>
+          <w:bCs w:val="false"/>
+          <w:color w:val="auto"/>
+          <w:sz w:val="13"/>
+          <w:szCs w:val="13"/>
+          <w:lang w:val="es-ES"/>
+        </w:rPr>
+        <w:t>El es escudo, la roca mía,</w:t>
       </w:r>
     </w:p>
     <w:p>
@@ -739,109 +708,29 @@
           <w:szCs w:val="13"/>
           <w:lang w:val="es-ES"/>
         </w:rPr>
-        <w:t xml:space="preserve">   </w:t>
-      </w:r>
-      <w:r>
-        <w:rPr>
-          <w:rFonts w:eastAsia="Courier 10 Pitch" w:cs="Iosevka" w:ascii="Consolas" w:hAnsi="Consolas"/>
-          <w:b w:val="false"/>
-          <w:bCs w:val="false"/>
-          <w:color w:val="auto"/>
-          <w:sz w:val="13"/>
-          <w:szCs w:val="13"/>
-          <w:lang w:val="es-ES"/>
-        </w:rPr>
-        <w:t>B7                Em</w:t>
-      </w:r>
-    </w:p>
-    <w:p>
-      <w:pPr>
-        <w:pStyle w:val="Normal"/>
-        <w:rPr>
-          <w:rFonts w:ascii="Consolas" w:hAnsi="Consolas"/>
-          <w:sz w:val="13"/>
-          <w:szCs w:val="13"/>
-        </w:rPr>
-      </w:pPr>
-      <w:r>
-        <w:rPr>
-          <w:rFonts w:eastAsia="Courier 10 Pitch" w:cs="Iosevka" w:ascii="Consolas" w:hAnsi="Consolas"/>
-          <w:b w:val="false"/>
-          <w:bCs w:val="false"/>
-          <w:color w:val="auto"/>
-          <w:sz w:val="13"/>
-          <w:szCs w:val="13"/>
-          <w:lang w:val="es-ES"/>
-        </w:rPr>
-        <w:t>mi alto refugio, mi fortaleza,</w:t>
-      </w:r>
-    </w:p>
-    <w:p>
-      <w:pPr>
-        <w:pStyle w:val="Normal"/>
-        <w:rPr>
-          <w:rFonts w:ascii="Consolas" w:hAnsi="Consolas"/>
-          <w:sz w:val="13"/>
-          <w:szCs w:val="13"/>
-        </w:rPr>
-      </w:pPr>
-      <w:r>
-        <w:rPr>
-          <w:rFonts w:eastAsia="Courier 10 Pitch" w:cs="Iosevka" w:ascii="Consolas" w:hAnsi="Consolas"/>
-          <w:b w:val="false"/>
-          <w:bCs w:val="false"/>
-          <w:color w:val="auto"/>
-          <w:sz w:val="13"/>
-          <w:szCs w:val="13"/>
-          <w:lang w:val="es-ES"/>
-        </w:rPr>
-        <w:t>Am B7            Em C D</w:t>
-      </w:r>
-    </w:p>
-    <w:p>
-      <w:pPr>
-        <w:pStyle w:val="Normal"/>
-        <w:rPr>
-          <w:rFonts w:ascii="Consolas" w:hAnsi="Consolas"/>
-          <w:sz w:val="13"/>
-          <w:szCs w:val="13"/>
-        </w:rPr>
-      </w:pPr>
-      <w:r>
-        <w:rPr>
-          <w:rFonts w:eastAsia="Courier 10 Pitch" w:cs="Iosevka" w:ascii="Consolas" w:hAnsi="Consolas"/>
-          <w:b w:val="false"/>
-          <w:bCs w:val="false"/>
-          <w:color w:val="auto"/>
-          <w:sz w:val="13"/>
-          <w:szCs w:val="13"/>
-          <w:lang w:val="es-ES"/>
-        </w:rPr>
-        <w:t>El es mi libertador</w:t>
-      </w:r>
-    </w:p>
-    <w:p>
-      <w:pPr>
-        <w:pStyle w:val="Normal"/>
-        <w:rPr>
-          <w:rFonts w:eastAsia="Courier 10 Pitch" w:cs="Iosevka"/>
-          <w:b w:val="false"/>
-          <w:b w:val="false"/>
-          <w:bCs w:val="false"/>
-          <w:color w:val="auto"/>
-          <w:lang w:val="es-ES"/>
-        </w:rPr>
-      </w:pPr>
-      <w:r>
-        <w:rPr>
-          <w:rFonts w:eastAsia="Courier 10 Pitch" w:cs="Iosevka" w:ascii="Consolas" w:hAnsi="Consolas"/>
-          <w:b w:val="false"/>
-          <w:bCs w:val="false"/>
-          <w:color w:val="auto"/>
-          <w:sz w:val="13"/>
-          <w:szCs w:val="13"/>
-          <w:lang w:val="es-ES"/>
-        </w:rPr>
+        <w:t>D                      G</w:t>
+      </w:r>
+    </w:p>
+    <w:p>
+      <w:pPr>
+        <w:pStyle w:val="Normal"/>
+        <w:rPr>
+          <w:rFonts w:ascii="Consolas" w:hAnsi="Consolas"/>
+          <w:sz w:val="13"/>
+          <w:szCs w:val="13"/>
+        </w:rPr>
+      </w:pPr>
+      <w:r>
+        <w:rPr>
+          <w:rFonts w:eastAsia="Courier 10 Pitch" w:cs="Iosevka" w:ascii="Consolas" w:hAnsi="Consolas"/>
+          <w:b w:val="false"/>
+          <w:bCs w:val="false"/>
+          <w:color w:val="auto"/>
+          <w:sz w:val="13"/>
+          <w:szCs w:val="13"/>
+          <w:lang w:val="es-ES"/>
+        </w:rPr>
+        <w:t>El es la fuerza de mi salvación</w:t>
       </w:r>
     </w:p>
     <w:p>
@@ -862,6 +751,130 @@
       <w:r>
         <w:rPr>
           <w:rFonts w:eastAsia="Courier 10 Pitch" w:cs="Iosevka" w:ascii="Consolas" w:hAnsi="Consolas"/>
+          <w:b w:val="false"/>
+          <w:bCs w:val="false"/>
+          <w:color w:val="auto"/>
+          <w:sz w:val="13"/>
+          <w:szCs w:val="13"/>
+          <w:lang w:val="es-ES"/>
+        </w:rPr>
+        <w:t xml:space="preserve">   </w:t>
+      </w:r>
+      <w:r>
+        <w:rPr>
+          <w:rFonts w:eastAsia="Courier 10 Pitch" w:cs="Iosevka" w:ascii="Consolas" w:hAnsi="Consolas"/>
+          <w:b w:val="false"/>
+          <w:bCs w:val="false"/>
+          <w:color w:val="auto"/>
+          <w:sz w:val="13"/>
+          <w:szCs w:val="13"/>
+          <w:lang w:val="es-ES"/>
+        </w:rPr>
+        <w:t>B7                Em</w:t>
+      </w:r>
+    </w:p>
+    <w:p>
+      <w:pPr>
+        <w:pStyle w:val="Normal"/>
+        <w:rPr>
+          <w:rFonts w:ascii="Consolas" w:hAnsi="Consolas"/>
+          <w:sz w:val="13"/>
+          <w:szCs w:val="13"/>
+        </w:rPr>
+      </w:pPr>
+      <w:r>
+        <w:rPr>
+          <w:rFonts w:eastAsia="Courier 10 Pitch" w:cs="Iosevka" w:ascii="Consolas" w:hAnsi="Consolas"/>
+          <w:b w:val="false"/>
+          <w:bCs w:val="false"/>
+          <w:color w:val="auto"/>
+          <w:sz w:val="13"/>
+          <w:szCs w:val="13"/>
+          <w:lang w:val="es-ES"/>
+        </w:rPr>
+        <w:t>mi alto refugio, mi fortaleza,</w:t>
+      </w:r>
+    </w:p>
+    <w:p>
+      <w:pPr>
+        <w:pStyle w:val="Normal"/>
+        <w:rPr>
+          <w:rFonts w:ascii="Consolas" w:hAnsi="Consolas"/>
+          <w:sz w:val="13"/>
+          <w:szCs w:val="13"/>
+        </w:rPr>
+      </w:pPr>
+      <w:r>
+        <w:rPr>
+          <w:rFonts w:eastAsia="Courier 10 Pitch" w:cs="Iosevka" w:ascii="Consolas" w:hAnsi="Consolas"/>
+          <w:b w:val="false"/>
+          <w:bCs w:val="false"/>
+          <w:color w:val="auto"/>
+          <w:sz w:val="13"/>
+          <w:szCs w:val="13"/>
+          <w:lang w:val="es-ES"/>
+        </w:rPr>
+        <w:t>Am B7            Em C D</w:t>
+      </w:r>
+    </w:p>
+    <w:p>
+      <w:pPr>
+        <w:pStyle w:val="Normal"/>
+        <w:rPr>
+          <w:rFonts w:ascii="Consolas" w:hAnsi="Consolas"/>
+          <w:sz w:val="13"/>
+          <w:szCs w:val="13"/>
+        </w:rPr>
+      </w:pPr>
+      <w:r>
+        <w:rPr>
+          <w:rFonts w:eastAsia="Courier 10 Pitch" w:cs="Iosevka" w:ascii="Consolas" w:hAnsi="Consolas"/>
+          <w:b w:val="false"/>
+          <w:bCs w:val="false"/>
+          <w:color w:val="auto"/>
+          <w:sz w:val="13"/>
+          <w:szCs w:val="13"/>
+          <w:lang w:val="es-ES"/>
+        </w:rPr>
+        <w:t>El es mi libertador</w:t>
+      </w:r>
+    </w:p>
+    <w:p>
+      <w:pPr>
+        <w:pStyle w:val="Normal"/>
+        <w:rPr>
+          <w:rFonts w:eastAsia="Courier 10 Pitch" w:cs="Iosevka"/>
+          <w:b w:val="false"/>
+          <w:b w:val="false"/>
+          <w:bCs w:val="false"/>
+          <w:color w:val="auto"/>
+          <w:lang w:val="es-ES"/>
+        </w:rPr>
+      </w:pPr>
+      <w:r>
+        <w:rPr>
+          <w:rFonts w:eastAsia="Courier 10 Pitch" w:cs="Iosevka" w:ascii="Consolas" w:hAnsi="Consolas"/>
+          <w:b w:val="false"/>
+          <w:bCs w:val="false"/>
+          <w:color w:val="auto"/>
+          <w:sz w:val="13"/>
+          <w:szCs w:val="13"/>
+          <w:lang w:val="es-ES"/>
+        </w:rPr>
+      </w:r>
+    </w:p>
+    <w:p>
+      <w:pPr>
+        <w:pStyle w:val="Normal"/>
+        <w:rPr>
+          <w:rFonts w:ascii="Consolas" w:hAnsi="Consolas"/>
+          <w:sz w:val="13"/>
+          <w:szCs w:val="13"/>
+        </w:rPr>
+      </w:pPr>
+      <w:r>
+        <w:rPr>
+          <w:rFonts w:eastAsia="Courier 10 Pitch" w:cs="Iosevka" w:ascii="Consolas" w:hAnsi="Consolas"/>
           <w:b/>
           <w:bCs/>
           <w:color w:val="0070C0"/>
@@ -870,6 +883,156 @@
           <w:lang w:val="es-ES"/>
         </w:rPr>
         <w:t>VERSO</w:t>
+      </w:r>
+    </w:p>
+    <w:p>
+      <w:pPr>
+        <w:pStyle w:val="Normal"/>
+        <w:rPr>
+          <w:rFonts w:ascii="Consolas" w:hAnsi="Consolas"/>
+          <w:sz w:val="13"/>
+          <w:szCs w:val="13"/>
+        </w:rPr>
+      </w:pPr>
+      <w:r>
+        <w:rPr>
+          <w:rFonts w:eastAsia="Courier 10 Pitch" w:cs="Iosevka" w:ascii="Consolas" w:hAnsi="Consolas"/>
+          <w:b w:val="false"/>
+          <w:bCs w:val="false"/>
+          <w:color w:val="auto"/>
+          <w:sz w:val="13"/>
+          <w:szCs w:val="13"/>
+          <w:lang w:val="es-ES"/>
+        </w:rPr>
+        <w:t xml:space="preserve">Em D Em D </w:t>
+      </w:r>
+    </w:p>
+    <w:p>
+      <w:pPr>
+        <w:pStyle w:val="Normal"/>
+        <w:rPr>
+          <w:rFonts w:ascii="Consolas" w:hAnsi="Consolas"/>
+          <w:sz w:val="13"/>
+          <w:szCs w:val="13"/>
+        </w:rPr>
+      </w:pPr>
+      <w:r>
+        <w:rPr>
+          <w:rFonts w:eastAsia="Courier 10 Pitch" w:cs="Iosevka" w:ascii="Consolas" w:hAnsi="Consolas"/>
+          <w:b w:val="false"/>
+          <w:bCs w:val="false"/>
+          <w:color w:val="auto"/>
+          <w:sz w:val="13"/>
+          <w:szCs w:val="13"/>
+          <w:lang w:val="es-ES"/>
+        </w:rPr>
+        <w:t xml:space="preserve">Em D Em </w:t>
+      </w:r>
+      <w:r>
+        <w:rPr>
+          <w:rFonts w:eastAsia="Courier 10 Pitch" w:cs="Iosevka" w:ascii="Consolas" w:hAnsi="Consolas"/>
+          <w:b/>
+          <w:bCs/>
+          <w:color w:val="FF0000"/>
+          <w:sz w:val="13"/>
+          <w:szCs w:val="13"/>
+          <w:lang w:val="es-ES"/>
+        </w:rPr>
+        <w:t>C D</w:t>
+      </w:r>
+      <w:r>
+        <w:rPr>
+          <w:rFonts w:eastAsia="Courier 10 Pitch" w:cs="Iosevka" w:ascii="Consolas" w:hAnsi="Consolas"/>
+          <w:b w:val="false"/>
+          <w:bCs w:val="false"/>
+          <w:color w:val="auto"/>
+          <w:sz w:val="13"/>
+          <w:szCs w:val="13"/>
+          <w:lang w:val="es-ES"/>
+        </w:rPr>
+        <w:t xml:space="preserve"> </w:t>
+      </w:r>
+    </w:p>
+    <w:p>
+      <w:pPr>
+        <w:pStyle w:val="Normal"/>
+        <w:rPr>
+          <w:rFonts w:ascii="Consolas" w:hAnsi="Consolas" w:eastAsia="Courier 10 Pitch" w:cs="Iosevka"/>
+          <w:b w:val="false"/>
+          <w:b w:val="false"/>
+          <w:bCs w:val="false"/>
+          <w:color w:val="auto"/>
+          <w:sz w:val="13"/>
+          <w:szCs w:val="13"/>
+          <w:lang w:val="es-ES"/>
+        </w:rPr>
+      </w:pPr>
+      <w:r>
+        <w:rPr>
+          <w:rFonts w:eastAsia="Courier 10 Pitch" w:cs="Iosevka" w:ascii="Consolas" w:hAnsi="Consolas"/>
+          <w:b w:val="false"/>
+          <w:bCs w:val="false"/>
+          <w:color w:val="auto"/>
+          <w:sz w:val="13"/>
+          <w:szCs w:val="13"/>
+          <w:lang w:val="es-ES"/>
+        </w:rPr>
+      </w:r>
+    </w:p>
+    <w:p>
+      <w:pPr>
+        <w:pStyle w:val="Normal"/>
+        <w:rPr>
+          <w:rFonts w:ascii="Consolas" w:hAnsi="Consolas"/>
+          <w:sz w:val="13"/>
+          <w:szCs w:val="13"/>
+        </w:rPr>
+      </w:pPr>
+      <w:r>
+        <w:rPr>
+          <w:rFonts w:eastAsia="Courier 10 Pitch" w:cs="Iosevka" w:ascii="Consolas" w:hAnsi="Consolas"/>
+          <w:b w:val="false"/>
+          <w:bCs w:val="false"/>
+          <w:color w:val="auto"/>
+          <w:sz w:val="13"/>
+          <w:szCs w:val="13"/>
+          <w:lang w:val="es-ES"/>
+        </w:rPr>
+        <w:t>Em D Em D</w:t>
+      </w:r>
+    </w:p>
+    <w:p>
+      <w:pPr>
+        <w:pStyle w:val="Normal"/>
+        <w:rPr>
+          <w:rFonts w:ascii="Consolas" w:hAnsi="Consolas"/>
+          <w:sz w:val="13"/>
+          <w:szCs w:val="13"/>
+        </w:rPr>
+      </w:pPr>
+      <w:r>
+        <w:rPr>
+          <w:rFonts w:eastAsia="Courier 10 Pitch" w:cs="Iosevka" w:ascii="Consolas" w:hAnsi="Consolas"/>
+          <w:b w:val="false"/>
+          <w:bCs w:val="false"/>
+          <w:color w:val="auto"/>
+          <w:sz w:val="13"/>
+          <w:szCs w:val="13"/>
+          <w:lang w:val="es-ES"/>
+        </w:rPr>
+        <w:t xml:space="preserve">Em D Em </w:t>
+      </w:r>
+      <w:r>
+        <w:rPr>
+          <w:rFonts w:eastAsia="Courier 10 Pitch" w:cs="Iosevka" w:ascii="Consolas" w:hAnsi="Consolas"/>
+          <w:b/>
+          <w:bCs/>
+          <w:color w:val="FF0000"/>
+          <w:sz w:val="13"/>
+          <w:szCs w:val="13"/>
+          <w:lang w:val="es-ES"/>
+        </w:rPr>
+        <w:t>C D</w:t>
       </w:r>
     </w:p>
     <w:p>
